--- a/CV.docx
+++ b/CV.docx
@@ -206,6 +206,18 @@
           <w:rFonts w:ascii="Roboto" w:hAnsi="Roboto"/>
         </w:rPr>
       </w:pPr>
+      <w:r>
+        <w:rPr>
+          <w:rFonts w:ascii="Roboto" w:hAnsi="Roboto"/>
+        </w:rPr>
+        <w:t xml:space="preserve">Faculty of Computer, </w:t>
+      </w:r>
+      <w:r>
+        <w:rPr>
+          <w:rFonts w:ascii="Roboto" w:hAnsi="Roboto"/>
+        </w:rPr>
+        <w:t xml:space="preserve">Islamic </w:t>
+      </w:r>
       <w:r>
         <w:rPr>
           <w:rFonts w:ascii="Roboto" w:hAnsi="Roboto"/>
@@ -428,7 +440,31 @@
         <w:rPr>
           <w:rFonts w:ascii="Roboto" w:hAnsi="Roboto"/>
         </w:rPr>
-        <w:t>Zanjan University, Zanjan, Iran</w:t>
+        <w:t>Faculty of Computer,</w:t>
+      </w:r>
+      <w:r>
+        <w:rPr>
+          <w:rFonts w:ascii="Roboto" w:hAnsi="Roboto"/>
+        </w:rPr>
+        <w:t xml:space="preserve"> </w:t>
+      </w:r>
+      <w:r>
+        <w:rPr>
+          <w:rFonts w:ascii="Roboto" w:hAnsi="Roboto"/>
+        </w:rPr>
+        <w:t>University</w:t>
+      </w:r>
+      <w:r>
+        <w:rPr>
+          <w:rFonts w:ascii="Roboto" w:hAnsi="Roboto"/>
+        </w:rPr>
+        <w:t xml:space="preserve"> of Zanjan</w:t>
+      </w:r>
+      <w:r>
+        <w:rPr>
+          <w:rFonts w:ascii="Roboto" w:hAnsi="Roboto"/>
+        </w:rPr>
+        <w:t>, Zanjan, Iran</w:t>
       </w:r>
     </w:p>
     <w:p>
@@ -3330,17 +3366,21 @@
           <w:lang w:bidi="fa-IR"/>
         </w:rPr>
       </w:pPr>
-      <w:r>
-        <w:rPr>
-          <w:rFonts w:ascii="Roboto" w:hAnsi="Roboto"/>
-          <w:b/>
-          <w:bCs/>
-          <w:sz w:val="24"/>
-          <w:szCs w:val="24"/>
-          <w:lang w:bidi="fa-IR"/>
-        </w:rPr>
-        <w:t>Dr. Ali Azarpeyvand</w:t>
-      </w:r>
+      <w:hyperlink r:id="rId15" w:history="1">
+        <w:r>
+          <w:rPr>
+            <w:rStyle w:val="Hyperlink"/>
+            <w:rFonts w:ascii="Roboto" w:hAnsi="Roboto"/>
+            <w:b/>
+            <w:bCs/>
+            <w:sz w:val="24"/>
+            <w:szCs w:val="24"/>
+            <w:u w:val="none"/>
+            <w:lang w:bidi="fa-IR"/>
+          </w:rPr>
+          <w:t>Dr. Ali Azarpeyvand</w:t>
+        </w:r>
+      </w:hyperlink>
       <w:r>
         <w:rPr>
           <w:rFonts w:ascii="Roboto" w:hAnsi="Roboto"/>
@@ -3428,7 +3468,7 @@
         </w:rPr>
         <w:t xml:space="preserve">Email: </w:t>
       </w:r>
-      <w:hyperlink r:id="rId15" w:history="1">
+      <w:hyperlink r:id="rId16" w:history="1">
         <w:r>
           <w:rPr>
             <w:rStyle w:val="Hyperlink"/>
@@ -3456,17 +3496,21 @@
           <w:lang w:bidi="fa-IR"/>
         </w:rPr>
       </w:pPr>
-      <w:r>
-        <w:rPr>
-          <w:rFonts w:ascii="Roboto" w:hAnsi="Roboto"/>
-          <w:b/>
-          <w:bCs/>
-          <w:sz w:val="24"/>
-          <w:szCs w:val="24"/>
-          <w:lang w:bidi="fa-IR"/>
-        </w:rPr>
-        <w:t>Dr. Mojtaba Aajami</w:t>
-      </w:r>
+      <w:hyperlink r:id="rId17" w:history="1">
+        <w:r>
+          <w:rPr>
+            <w:rStyle w:val="Hyperlink"/>
+            <w:rFonts w:ascii="Roboto" w:hAnsi="Roboto"/>
+            <w:b/>
+            <w:bCs/>
+            <w:sz w:val="24"/>
+            <w:szCs w:val="24"/>
+            <w:u w:val="none"/>
+            <w:lang w:bidi="fa-IR"/>
+          </w:rPr>
+          <w:t>Dr. Mojtaba Aajami</w:t>
+        </w:r>
+      </w:hyperlink>
       <w:r>
         <w:rPr>
           <w:rFonts w:ascii="Roboto" w:hAnsi="Roboto"/>
@@ -3543,7 +3587,7 @@
         </w:rPr>
         <w:t xml:space="preserve">Email: </w:t>
       </w:r>
-      <w:hyperlink r:id="rId16" w:history="1">
+      <w:hyperlink r:id="rId18" w:history="1">
         <w:r>
           <w:rPr>
             <w:rStyle w:val="Hyperlink"/>
@@ -3573,17 +3617,21 @@
           <w:lang w:bidi="fa-IR"/>
         </w:rPr>
       </w:pPr>
-      <w:r>
-        <w:rPr>
-          <w:rFonts w:ascii="Roboto" w:hAnsi="Roboto"/>
-          <w:b/>
-          <w:bCs/>
-          <w:sz w:val="24"/>
-          <w:szCs w:val="24"/>
-          <w:lang w:bidi="fa-IR"/>
-        </w:rPr>
-        <w:t>Dr. Davud Mohammadpur</w:t>
-      </w:r>
+      <w:hyperlink r:id="rId19" w:history="1">
+        <w:r>
+          <w:rPr>
+            <w:rStyle w:val="Hyperlink"/>
+            <w:rFonts w:ascii="Roboto" w:hAnsi="Roboto"/>
+            <w:b/>
+            <w:bCs/>
+            <w:sz w:val="24"/>
+            <w:szCs w:val="24"/>
+            <w:u w:val="none"/>
+            <w:lang w:bidi="fa-IR"/>
+          </w:rPr>
+          <w:t>Dr. Davud Mohammadpur</w:t>
+        </w:r>
+      </w:hyperlink>
       <w:r>
         <w:rPr>
           <w:rFonts w:ascii="Roboto" w:hAnsi="Roboto"/>
@@ -3642,7 +3690,7 @@
         </w:rPr>
         <w:t xml:space="preserve"> </w:t>
       </w:r>
-      <w:hyperlink r:id="rId17" w:history="1">
+      <w:hyperlink r:id="rId20" w:history="1">
         <w:r>
           <w:rPr>
             <w:rStyle w:val="Hyperlink"/>

--- a/CV.docx
+++ b/CV.docx
@@ -125,6 +125,8 @@
       <w:pPr>
         <w:rPr>
           <w:color w:val="4B4C4E"/>
+          <w:sz w:val="20"/>
+          <w:szCs w:val="20"/>
         </w:rPr>
       </w:pPr>
     </w:p>
@@ -590,31 +592,297 @@
     </w:p>
     <w:p>
       <w:pPr>
-        <w:spacing w:line="240" w:lineRule="auto"/>
-        <w:rPr>
-          <w:rFonts w:ascii="Roboto" w:hAnsi="Roboto"/>
-          <w:b/>
-          <w:bCs/>
-          <w:sz w:val="28"/>
-          <w:szCs w:val="28"/>
-        </w:rPr>
-      </w:pPr>
-      <w:r>
-        <w:rPr>
-          <w:rFonts w:ascii="Roboto" w:hAnsi="Roboto"/>
+        <w:pStyle w:val="ListParagraph"/>
+        <w:numPr>
+          <w:ilvl w:val="0"/>
+          <w:numId w:val="1"/>
+        </w:numPr>
+        <w:spacing w:line="276" w:lineRule="auto"/>
+        <w:rPr>
+          <w:rFonts w:ascii="Roboto" w:hAnsi="Roboto"/>
+        </w:rPr>
+      </w:pPr>
+      <w:r>
+        <w:rPr>
+          <w:rFonts w:ascii="Roboto" w:hAnsi="Roboto"/>
+        </w:rPr>
+        <w:t>Held course discussion</w:t>
+      </w:r>
+      <w:r>
+        <w:rPr>
+          <w:rFonts w:ascii="Roboto" w:hAnsi="Roboto"/>
+        </w:rPr>
+        <w:t xml:space="preserve"> sessions</w:t>
+      </w:r>
+      <w:r>
+        <w:rPr>
+          <w:rFonts w:ascii="Roboto" w:hAnsi="Roboto"/>
+        </w:rPr>
+        <w:t xml:space="preserve"> for up to 82 students</w:t>
+      </w:r>
+    </w:p>
+    <w:p>
+      <w:pPr>
+        <w:spacing w:line="276" w:lineRule="auto"/>
+        <w:rPr>
+          <w:rFonts w:ascii="Roboto" w:hAnsi="Roboto"/>
+          <w:sz w:val="24"/>
+          <w:szCs w:val="24"/>
+        </w:rPr>
+      </w:pPr>
+      <w:r>
+        <w:rPr>
+          <w:rFonts w:ascii="Roboto" w:hAnsi="Roboto"/>
+          <w:b/>
+          <w:bCs/>
+          <w:sz w:val="24"/>
+          <w:szCs w:val="24"/>
+        </w:rPr>
+        <w:t>Teach</w:t>
+      </w:r>
+      <w:r>
+        <w:rPr>
+          <w:rFonts w:ascii="Roboto" w:hAnsi="Roboto"/>
+          <w:b/>
+          <w:bCs/>
+          <w:sz w:val="24"/>
+          <w:szCs w:val="24"/>
+        </w:rPr>
+        <w:t xml:space="preserve">ing Assistant, </w:t>
+      </w:r>
+      <w:r>
+        <w:rPr>
+          <w:rFonts w:ascii="Roboto" w:hAnsi="Roboto"/>
+          <w:sz w:val="24"/>
+          <w:szCs w:val="24"/>
+        </w:rPr>
+        <w:t>Advance programming</w:t>
+      </w:r>
+      <w:r>
+        <w:rPr>
+          <w:rFonts w:ascii="Roboto" w:hAnsi="Roboto"/>
+          <w:sz w:val="24"/>
+          <w:szCs w:val="24"/>
+        </w:rPr>
+        <w:t xml:space="preserve">, University of Zanjan, </w:t>
+      </w:r>
+      <w:r>
+        <w:rPr>
+          <w:rFonts w:ascii="Roboto" w:hAnsi="Roboto"/>
+          <w:sz w:val="24"/>
+          <w:szCs w:val="24"/>
+        </w:rPr>
+        <w:t xml:space="preserve">Winter </w:t>
+      </w:r>
+      <w:r>
+        <w:rPr>
+          <w:rFonts w:ascii="Roboto" w:hAnsi="Roboto"/>
+          <w:sz w:val="24"/>
+          <w:szCs w:val="24"/>
+        </w:rPr>
+        <w:t>202</w:t>
+      </w:r>
+      <w:r>
+        <w:rPr>
+          <w:rFonts w:ascii="Roboto" w:hAnsi="Roboto"/>
+          <w:sz w:val="24"/>
+          <w:szCs w:val="24"/>
+        </w:rPr>
+        <w:t>2</w:t>
+      </w:r>
+    </w:p>
+    <w:p>
+      <w:pPr>
+        <w:pStyle w:val="ListParagraph"/>
+        <w:numPr>
+          <w:ilvl w:val="0"/>
+          <w:numId w:val="1"/>
+        </w:numPr>
+        <w:spacing w:line="276" w:lineRule="auto"/>
+        <w:rPr>
+          <w:rFonts w:ascii="Roboto" w:hAnsi="Roboto"/>
+        </w:rPr>
+      </w:pPr>
+      <w:r>
+        <w:rPr>
+          <w:rFonts w:ascii="Roboto" w:hAnsi="Roboto"/>
+        </w:rPr>
+        <w:t>Graded assignments and exams to provide tailored feedback based on course expectations and outcomes</w:t>
+      </w:r>
+    </w:p>
+    <w:p>
+      <w:pPr>
+        <w:pStyle w:val="ListParagraph"/>
+        <w:numPr>
+          <w:ilvl w:val="0"/>
+          <w:numId w:val="1"/>
+        </w:numPr>
+        <w:spacing w:line="276" w:lineRule="auto"/>
+        <w:rPr>
+          <w:rFonts w:ascii="Roboto" w:hAnsi="Roboto"/>
+        </w:rPr>
+      </w:pPr>
+      <w:r>
+        <w:rPr>
+          <w:rFonts w:ascii="Roboto" w:hAnsi="Roboto"/>
+        </w:rPr>
+        <w:t xml:space="preserve">Held course discussion sessions for up </w:t>
+      </w:r>
+      <w:proofErr w:type="gramStart"/>
+      <w:r>
+        <w:rPr>
+          <w:rFonts w:ascii="Roboto" w:hAnsi="Roboto"/>
+        </w:rPr>
+        <w:t xml:space="preserve">to </w:t>
+      </w:r>
+      <w:r>
+        <w:rPr>
+          <w:rFonts w:ascii="Roboto" w:hAnsi="Roboto"/>
+        </w:rPr>
+        <w:t>?</w:t>
+      </w:r>
+      <w:proofErr w:type="gramEnd"/>
+      <w:r>
+        <w:rPr>
+          <w:rFonts w:ascii="Roboto" w:hAnsi="Roboto"/>
+        </w:rPr>
+        <w:t xml:space="preserve"> students</w:t>
+      </w:r>
+    </w:p>
+    <w:p>
+      <w:pPr>
+        <w:spacing w:line="276" w:lineRule="auto"/>
+        <w:rPr>
+          <w:rFonts w:ascii="Roboto" w:hAnsi="Roboto"/>
+          <w:sz w:val="24"/>
+          <w:szCs w:val="24"/>
+        </w:rPr>
+      </w:pPr>
+      <w:r>
+        <w:rPr>
+          <w:rFonts w:ascii="Roboto" w:hAnsi="Roboto"/>
+          <w:b/>
+          <w:bCs/>
+          <w:sz w:val="24"/>
+          <w:szCs w:val="24"/>
+        </w:rPr>
+        <w:t>Teach</w:t>
+      </w:r>
+      <w:r>
+        <w:rPr>
+          <w:rFonts w:ascii="Roboto" w:hAnsi="Roboto"/>
+          <w:b/>
+          <w:bCs/>
+          <w:sz w:val="24"/>
+          <w:szCs w:val="24"/>
+        </w:rPr>
+        <w:t xml:space="preserve">ing Assistant, </w:t>
+      </w:r>
+      <w:r>
+        <w:rPr>
+          <w:rFonts w:ascii="Roboto" w:hAnsi="Roboto"/>
+          <w:sz w:val="24"/>
+          <w:szCs w:val="24"/>
+        </w:rPr>
+        <w:t>Database</w:t>
+      </w:r>
+      <w:r>
+        <w:rPr>
+          <w:rFonts w:ascii="Roboto" w:hAnsi="Roboto"/>
+          <w:sz w:val="24"/>
+          <w:szCs w:val="24"/>
+        </w:rPr>
+        <w:t xml:space="preserve">, University of Zanjan, </w:t>
+      </w:r>
+      <w:r>
+        <w:rPr>
+          <w:rFonts w:ascii="Roboto" w:hAnsi="Roboto"/>
+          <w:sz w:val="24"/>
+          <w:szCs w:val="24"/>
+        </w:rPr>
+        <w:t>Winter 2022</w:t>
+      </w:r>
+    </w:p>
+    <w:p>
+      <w:pPr>
+        <w:pStyle w:val="ListParagraph"/>
+        <w:numPr>
+          <w:ilvl w:val="0"/>
+          <w:numId w:val="1"/>
+        </w:numPr>
+        <w:spacing w:line="276" w:lineRule="auto"/>
+        <w:rPr>
+          <w:rFonts w:ascii="Roboto" w:hAnsi="Roboto"/>
+        </w:rPr>
+      </w:pPr>
+      <w:r>
+        <w:rPr>
+          <w:rFonts w:ascii="Roboto" w:hAnsi="Roboto"/>
+        </w:rPr>
+        <w:t>Graded assignments and exams to provide tailored feedback based on course expectations and outcomes</w:t>
+      </w:r>
+    </w:p>
+    <w:p>
+      <w:pPr>
+        <w:pStyle w:val="ListParagraph"/>
+        <w:numPr>
+          <w:ilvl w:val="0"/>
+          <w:numId w:val="1"/>
+        </w:numPr>
+        <w:spacing w:line="276" w:lineRule="auto"/>
+        <w:rPr>
+          <w:rFonts w:ascii="Roboto" w:hAnsi="Roboto"/>
+        </w:rPr>
+      </w:pPr>
+      <w:r>
+        <w:rPr>
+          <w:rFonts w:ascii="Roboto" w:hAnsi="Roboto"/>
+        </w:rPr>
+        <w:t xml:space="preserve">Held course discussion sessions for up </w:t>
+      </w:r>
+      <w:proofErr w:type="gramStart"/>
+      <w:r>
+        <w:rPr>
+          <w:rFonts w:ascii="Roboto" w:hAnsi="Roboto"/>
+        </w:rPr>
+        <w:t xml:space="preserve">to </w:t>
+      </w:r>
+      <w:r>
+        <w:rPr>
+          <w:rFonts w:ascii="Roboto" w:hAnsi="Roboto"/>
+        </w:rPr>
+        <w:t>?</w:t>
+      </w:r>
+      <w:proofErr w:type="gramEnd"/>
+      <w:r>
+        <w:rPr>
+          <w:rFonts w:ascii="Roboto" w:hAnsi="Roboto"/>
+        </w:rPr>
+        <w:t xml:space="preserve"> students</w:t>
+      </w:r>
+    </w:p>
+    <w:p>
+      <w:pPr>
+        <w:spacing w:line="276" w:lineRule="auto"/>
+        <w:rPr>
+          <w:rFonts w:ascii="Roboto" w:hAnsi="Roboto"/>
+        </w:rPr>
+      </w:pPr>
+      <w:r>
+        <w:rPr>
           <w:noProof/>
           <w:color w:val="BFBFBF" w:themeColor="background1" w:themeShade="BF"/>
         </w:rPr>
         <mc:AlternateContent>
           <mc:Choice Requires="wps">
             <w:drawing>
-              <wp:anchor distT="0" distB="0" distL="114300" distR="114300" simplePos="0" relativeHeight="251661312" behindDoc="0" locked="0" layoutInCell="1" allowOverlap="1" wp14:anchorId="0990F510" wp14:editId="501EE95D">
+              <wp:anchor distT="0" distB="0" distL="114300" distR="114300" simplePos="0" relativeHeight="251661312" behindDoc="0" locked="0" layoutInCell="1" allowOverlap="1" wp14:anchorId="0990F510" wp14:editId="35A44D05">
                 <wp:simplePos x="0" y="0"/>
                 <wp:positionH relativeFrom="column">
                   <wp:posOffset>-339725</wp:posOffset>
                 </wp:positionH>
                 <wp:positionV relativeFrom="paragraph">
-                  <wp:posOffset>351302</wp:posOffset>
+                  <wp:posOffset>133408</wp:posOffset>
                 </wp:positionV>
                 <wp:extent cx="6638290" cy="0"/>
                 <wp:effectExtent l="0" t="0" r="0" b="0"/>
@@ -663,7 +931,7 @@
           </mc:Choice>
           <mc:Fallback>
             <w:pict>
-              <v:line w14:anchorId="635BF3EF" id="Straight Connector 3" o:spid="_x0000_s1026" style="position:absolute;flip:y;z-index:251661312;visibility:visible;mso-wrap-style:square;mso-width-percent:0;mso-height-percent:0;mso-wrap-distance-left:9pt;mso-wrap-distance-top:0;mso-wrap-distance-right:9pt;mso-wrap-distance-bottom:0;mso-position-horizontal:absolute;mso-position-horizontal-relative:text;mso-position-vertical:absolute;mso-position-vertical-relative:text;mso-width-percent:0;mso-height-percent:0;mso-width-relative:margin;mso-height-relative:margin" from="-26.75pt,27.65pt" to="495.95pt,27.65pt" o:gfxdata="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" strokecolor="black [3200]" strokeweight=".5pt">
+              <v:line w14:anchorId="0FAA415C" id="Straight Connector 3" o:spid="_x0000_s1026" style="position:absolute;flip:y;z-index:251661312;visibility:visible;mso-wrap-style:square;mso-width-percent:0;mso-height-percent:0;mso-wrap-distance-left:9pt;mso-wrap-distance-top:0;mso-wrap-distance-right:9pt;mso-wrap-distance-bottom:0;mso-position-horizontal:absolute;mso-position-horizontal-relative:text;mso-position-vertical:absolute;mso-position-vertical-relative:text;mso-width-percent:0;mso-height-percent:0;mso-width-relative:margin;mso-height-relative:margin" from="-26.75pt,10.5pt" to="495.95pt,10.5pt" o:gfxdata="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" strokecolor="black [3200]" strokeweight=".5pt">
                 <v:stroke joinstyle="miter"/>
               </v:line>
             </w:pict>
@@ -725,86 +993,12 @@
     </w:p>
     <w:p>
       <w:pPr>
-        <w:ind w:left="719"/>
-        <w:rPr>
-          <w:rFonts w:ascii="Roboto" w:hAnsi="Roboto"/>
-          <w:sz w:val="24"/>
-          <w:szCs w:val="24"/>
-        </w:rPr>
-      </w:pPr>
-      <w:r>
-        <w:rPr>
-          <w:b/>
-          <w:bCs/>
-          <w:noProof/>
-          <w:sz w:val="20"/>
-          <w:szCs w:val="20"/>
-        </w:rPr>
-        <mc:AlternateContent>
-          <mc:Choice Requires="wps">
-            <w:drawing>
-              <wp:anchor distT="0" distB="0" distL="114300" distR="114300" simplePos="0" relativeHeight="251663360" behindDoc="0" locked="0" layoutInCell="1" allowOverlap="1" wp14:anchorId="2DBD07A9" wp14:editId="52992396">
-                <wp:simplePos x="0" y="0"/>
-                <wp:positionH relativeFrom="column">
-                  <wp:posOffset>-339090</wp:posOffset>
-                </wp:positionH>
-                <wp:positionV relativeFrom="paragraph">
-                  <wp:posOffset>713105</wp:posOffset>
-                </wp:positionV>
-                <wp:extent cx="6638290" cy="0"/>
-                <wp:effectExtent l="0" t="0" r="0" b="0"/>
-                <wp:wrapNone/>
-                <wp:docPr id="4" name="Straight Connector 4"/>
-                <wp:cNvGraphicFramePr/>
-                <a:graphic xmlns:a="http://schemas.openxmlformats.org/drawingml/2006/main">
-                  <a:graphicData uri="http://schemas.microsoft.com/office/word/2010/wordprocessingShape">
-                    <wps:wsp>
-                      <wps:cNvCnPr/>
-                      <wps:spPr>
-                        <a:xfrm flipV="1">
-                          <a:off x="0" y="0"/>
-                          <a:ext cx="6638290" cy="0"/>
-                        </a:xfrm>
-                        <a:prstGeom prst="line">
-                          <a:avLst/>
-                        </a:prstGeom>
-                      </wps:spPr>
-                      <wps:style>
-                        <a:lnRef idx="1">
-                          <a:schemeClr val="dk1"/>
-                        </a:lnRef>
-                        <a:fillRef idx="0">
-                          <a:schemeClr val="dk1"/>
-                        </a:fillRef>
-                        <a:effectRef idx="0">
-                          <a:schemeClr val="dk1"/>
-                        </a:effectRef>
-                        <a:fontRef idx="minor">
-                          <a:schemeClr val="tx1"/>
-                        </a:fontRef>
-                      </wps:style>
-                      <wps:bodyPr/>
-                    </wps:wsp>
-                  </a:graphicData>
-                </a:graphic>
-                <wp14:sizeRelH relativeFrom="margin">
-                  <wp14:pctWidth>0</wp14:pctWidth>
-                </wp14:sizeRelH>
-                <wp14:sizeRelV relativeFrom="margin">
-                  <wp14:pctHeight>0</wp14:pctHeight>
-                </wp14:sizeRelV>
-              </wp:anchor>
-            </w:drawing>
-          </mc:Choice>
-          <mc:Fallback>
-            <w:pict>
-              <v:line w14:anchorId="1BB1808A" id="Straight Connector 4" o:spid="_x0000_s1026" style="position:absolute;flip:y;z-index:251663360;visibility:visible;mso-wrap-style:square;mso-width-percent:0;mso-height-percent:0;mso-wrap-distance-left:9pt;mso-wrap-distance-top:0;mso-wrap-distance-right:9pt;mso-wrap-distance-bottom:0;mso-position-horizontal:absolute;mso-position-horizontal-relative:text;mso-position-vertical:absolute;mso-position-vertical-relative:text;mso-width-percent:0;mso-height-percent:0;mso-width-relative:margin;mso-height-relative:margin" from="-26.7pt,56.15pt" to="496pt,56.15pt" o:gfxdata="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" strokecolor="black [3200]" strokeweight=".5pt">
-                <v:stroke joinstyle="miter"/>
-              </v:line>
-            </w:pict>
-          </mc:Fallback>
-        </mc:AlternateContent>
-      </w:r>
+        <w:rPr>
+          <w:rFonts w:ascii="Roboto" w:hAnsi="Roboto"/>
+          <w:sz w:val="24"/>
+          <w:szCs w:val="24"/>
+        </w:rPr>
+      </w:pPr>
       <w:r>
         <w:rPr>
           <w:rFonts w:ascii="Roboto" w:hAnsi="Roboto"/>
@@ -877,6 +1071,8 @@
       <w:r>
         <w:rPr>
           <w:rFonts w:ascii="Roboto" w:hAnsi="Roboto"/>
+          <w:b/>
+          <w:bCs/>
           <w:sz w:val="28"/>
           <w:szCs w:val="28"/>
         </w:rPr>
@@ -1038,16 +1234,43 @@
         </w:rPr>
         <w:t>cience</w:t>
       </w:r>
-    </w:p>
-    <w:p>
-      <w:pPr>
-        <w:rPr>
-          <w:rFonts w:ascii="Roboto" w:hAnsi="Roboto"/>
+      <w:r>
+        <w:rPr>
+          <w:rFonts w:ascii="Roboto" w:hAnsi="Roboto"/>
+          <w:color w:val="4B4C4E"/>
+          <w:sz w:val="20"/>
+          <w:szCs w:val="20"/>
+        </w:rPr>
+        <w:t xml:space="preserve"> </w:t>
+      </w:r>
+      <w:r>
+        <w:rPr>
+          <w:rFonts w:ascii="Roboto" w:hAnsi="Roboto"/>
+          <w:b/>
+          <w:bCs/>
           <w:sz w:val="28"/>
           <w:szCs w:val="28"/>
-          <w:lang w:bidi="fa-IR"/>
-        </w:rPr>
-      </w:pPr>
+        </w:rPr>
+        <w:t>•</w:t>
+      </w:r>
+      <w:r>
+        <w:rPr>
+          <w:rFonts w:ascii="Roboto" w:hAnsi="Roboto"/>
+          <w:b/>
+          <w:bCs/>
+          <w:sz w:val="28"/>
+          <w:szCs w:val="28"/>
+        </w:rPr>
+        <w:t xml:space="preserve"> D</w:t>
+      </w:r>
+      <w:r>
+        <w:rPr>
+          <w:rFonts w:ascii="Roboto" w:hAnsi="Roboto"/>
+          <w:sz w:val="28"/>
+          <w:szCs w:val="28"/>
+        </w:rPr>
+        <w:t>atabase</w:t>
+      </w:r>
     </w:p>
     <w:p>
       <w:pPr>
@@ -1081,6 +1304,7 @@
           <w:szCs w:val="28"/>
           <w:lang w:bidi="fa-IR"/>
         </w:rPr>
+        <w:lastRenderedPageBreak/>
         <w:t>CORE COURSES</w:t>
       </w:r>
     </w:p>
@@ -1860,8 +2084,8 @@
           <w:rFonts w:ascii="Roboto" w:hAnsi="Roboto"/>
           <w:b/>
           <w:bCs/>
-          <w:sz w:val="28"/>
-          <w:szCs w:val="28"/>
+          <w:sz w:val="10"/>
+          <w:szCs w:val="10"/>
           <w:lang w:bidi="fa-IR"/>
         </w:rPr>
       </w:pPr>
@@ -1919,8 +2143,19 @@
         <w:rPr>
           <w:rFonts w:ascii="Roboto" w:hAnsi="Roboto"/>
         </w:rPr>
-        <w:lastRenderedPageBreak/>
-        <w:t>December 2021</w:t>
+        <w:t>De</w:t>
+      </w:r>
+      <w:r>
+        <w:rPr>
+          <w:rFonts w:ascii="Roboto" w:hAnsi="Roboto"/>
+        </w:rPr>
+        <w:t>c</w:t>
+      </w:r>
+      <w:r>
+        <w:rPr>
+          <w:rFonts w:ascii="Roboto" w:hAnsi="Roboto"/>
+        </w:rPr>
+        <w:t xml:space="preserve"> 2021</w:t>
       </w:r>
       <w:r>
         <w:rPr>
@@ -1961,7 +2196,7 @@
           <w:tab w:val="left" w:pos="5280"/>
         </w:tabs>
         <w:spacing w:line="240" w:lineRule="auto"/>
-        <w:ind w:left="2160"/>
+        <w:ind w:left="1440"/>
         <w:rPr>
           <w:rFonts w:ascii="Roboto" w:hAnsi="Roboto"/>
           <w:sz w:val="24"/>
@@ -1994,7 +2229,7 @@
         <w:rPr>
           <w:rFonts w:ascii="Roboto" w:hAnsi="Roboto"/>
         </w:rPr>
-        <w:t>December 2021</w:t>
+        <w:t>Dec 2021</w:t>
       </w:r>
       <w:r>
         <w:rPr>
@@ -2069,7 +2304,7 @@
           <w:tab w:val="left" w:pos="5280"/>
         </w:tabs>
         <w:spacing w:line="240" w:lineRule="auto"/>
-        <w:ind w:left="2160"/>
+        <w:ind w:left="1440"/>
         <w:rPr>
           <w:rFonts w:ascii="Roboto" w:hAnsi="Roboto"/>
           <w:sz w:val="24"/>
@@ -2120,7 +2355,7 @@
         <w:rPr>
           <w:rFonts w:ascii="Roboto" w:hAnsi="Roboto"/>
         </w:rPr>
-        <w:t>December 2021</w:t>
+        <w:t>Dec 2021</w:t>
       </w:r>
       <w:r>
         <w:rPr>
@@ -2171,7 +2406,7 @@
           <w:tab w:val="left" w:pos="5280"/>
         </w:tabs>
         <w:spacing w:line="240" w:lineRule="auto"/>
-        <w:ind w:left="2160"/>
+        <w:ind w:left="1440"/>
         <w:rPr>
           <w:rFonts w:ascii="Roboto" w:hAnsi="Roboto"/>
           <w:sz w:val="24"/>
@@ -2212,7 +2447,7 @@
         <mc:AlternateContent>
           <mc:Choice Requires="wps">
             <w:drawing>
-              <wp:anchor distT="0" distB="0" distL="114300" distR="114300" simplePos="0" relativeHeight="251665408" behindDoc="0" locked="0" layoutInCell="1" allowOverlap="1" wp14:anchorId="2580E208" wp14:editId="04B0AA27">
+              <wp:anchor distT="0" distB="0" distL="114300" distR="114300" simplePos="0" relativeHeight="251665408" behindDoc="0" locked="0" layoutInCell="1" allowOverlap="1" wp14:anchorId="2580E208" wp14:editId="3972F65B">
                 <wp:simplePos x="0" y="0"/>
                 <wp:positionH relativeFrom="column">
                   <wp:posOffset>-342900</wp:posOffset>
@@ -2267,7 +2502,443 @@
           </mc:Choice>
           <mc:Fallback>
             <w:pict>
-              <v:line w14:anchorId="437C2BB4" id="Straight Connector 2" o:spid="_x0000_s1026" style="position:absolute;flip:y;z-index:251665408;visibility:visible;mso-wrap-style:square;mso-width-percent:0;mso-height-percent:0;mso-wrap-distance-left:9pt;mso-wrap-distance-top:0;mso-wrap-distance-right:9pt;mso-wrap-distance-bottom:0;mso-position-horizontal:absolute;mso-position-horizontal-relative:text;mso-position-vertical:absolute;mso-position-vertical-relative:text;mso-width-percent:0;mso-height-percent:0;mso-width-relative:margin;mso-height-relative:margin" from="-27pt,12.2pt" to="495.7pt,12.2pt" o:gfxdata="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" strokecolor="black [3200]" strokeweight=".5pt">
+              <v:line w14:anchorId="39B7C115" id="Straight Connector 2" o:spid="_x0000_s1026" style="position:absolute;flip:y;z-index:251665408;visibility:visible;mso-wrap-style:square;mso-width-percent:0;mso-height-percent:0;mso-wrap-distance-left:9pt;mso-wrap-distance-top:0;mso-wrap-distance-right:9pt;mso-wrap-distance-bottom:0;mso-position-horizontal:absolute;mso-position-horizontal-relative:text;mso-position-vertical:absolute;mso-position-vertical-relative:text;mso-width-percent:0;mso-height-percent:0;mso-width-relative:margin;mso-height-relative:margin" from="-27pt,12.2pt" to="495.7pt,12.2pt" o:gfxdata="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" strokecolor="black [3200]" strokeweight=".5pt">
+                <v:stroke joinstyle="miter"/>
+              </v:line>
+            </w:pict>
+          </mc:Fallback>
+        </mc:AlternateContent>
+      </w:r>
+    </w:p>
+    <w:p>
+      <w:pPr>
+        <w:tabs>
+          <w:tab w:val="left" w:pos="1996"/>
+        </w:tabs>
+        <w:rPr>
+          <w:rFonts w:ascii="Roboto" w:hAnsi="Roboto"/>
+          <w:b/>
+          <w:bCs/>
+          <w:sz w:val="28"/>
+          <w:szCs w:val="28"/>
+          <w:lang w:bidi="fa-IR"/>
+        </w:rPr>
+      </w:pPr>
+      <w:r>
+        <w:rPr>
+          <w:rFonts w:ascii="Roboto" w:hAnsi="Roboto"/>
+          <w:b/>
+          <w:bCs/>
+          <w:sz w:val="28"/>
+          <w:szCs w:val="28"/>
+          <w:lang w:bidi="fa-IR"/>
+        </w:rPr>
+        <w:t>PROJECTS</w:t>
+      </w:r>
+    </w:p>
+    <w:p>
+      <w:pPr>
+        <w:tabs>
+          <w:tab w:val="left" w:pos="1996"/>
+        </w:tabs>
+        <w:spacing w:line="240" w:lineRule="auto"/>
+        <w:rPr>
+          <w:rFonts w:ascii="Roboto" w:hAnsi="Roboto"/>
+          <w:b/>
+          <w:bCs/>
+          <w:sz w:val="28"/>
+          <w:szCs w:val="28"/>
+          <w:lang w:bidi="fa-IR"/>
+        </w:rPr>
+      </w:pPr>
+      <w:r>
+        <w:rPr>
+          <w:rFonts w:ascii="Roboto" w:hAnsi="Roboto"/>
+          <w:lang w:bidi="fa-IR"/>
+        </w:rPr>
+        <w:t>Aug 2021-Dec 2021</w:t>
+      </w:r>
+      <w:r>
+        <w:rPr>
+          <w:rFonts w:ascii="Roboto" w:hAnsi="Roboto"/>
+          <w:b/>
+          <w:bCs/>
+          <w:sz w:val="28"/>
+          <w:szCs w:val="28"/>
+          <w:lang w:bidi="fa-IR"/>
+        </w:rPr>
+        <w:tab/>
+      </w:r>
+      <w:r>
+        <w:rPr>
+          <w:rFonts w:ascii="Roboto" w:hAnsi="Roboto"/>
+          <w:b/>
+          <w:bCs/>
+          <w:sz w:val="24"/>
+          <w:szCs w:val="24"/>
+          <w:lang w:bidi="fa-IR"/>
+        </w:rPr>
+        <w:t xml:space="preserve">Title: </w:t>
+      </w:r>
+      <w:hyperlink r:id="rId15" w:history="1">
+        <w:r>
+          <w:rPr>
+            <w:rStyle w:val="Hyperlink"/>
+            <w:rFonts w:ascii="Roboto" w:hAnsi="Roboto"/>
+            <w:b/>
+            <w:bCs/>
+            <w:sz w:val="24"/>
+            <w:szCs w:val="24"/>
+            <w:u w:val="none"/>
+            <w:lang w:bidi="fa-IR"/>
+          </w:rPr>
+          <w:t>Hotel Motel</w:t>
+        </w:r>
+      </w:hyperlink>
+      <w:r>
+        <w:rPr>
+          <w:rFonts w:ascii="Roboto" w:hAnsi="Roboto"/>
+          <w:sz w:val="24"/>
+          <w:szCs w:val="24"/>
+          <w:lang w:bidi="fa-IR"/>
+        </w:rPr>
+        <w:t xml:space="preserve">, </w:t>
+      </w:r>
+      <w:r>
+        <w:rPr>
+          <w:rFonts w:ascii="Roboto" w:hAnsi="Roboto"/>
+          <w:sz w:val="24"/>
+          <w:szCs w:val="24"/>
+          <w:lang w:bidi="fa-IR"/>
+        </w:rPr>
+        <w:t>Hotel Booking Application</w:t>
+      </w:r>
+    </w:p>
+    <w:p>
+      <w:pPr>
+        <w:tabs>
+          <w:tab w:val="left" w:pos="1996"/>
+        </w:tabs>
+        <w:spacing w:line="240" w:lineRule="auto"/>
+        <w:rPr>
+          <w:rFonts w:ascii="Roboto" w:hAnsi="Roboto"/>
+          <w:sz w:val="24"/>
+          <w:szCs w:val="24"/>
+          <w:lang w:bidi="fa-IR"/>
+        </w:rPr>
+      </w:pPr>
+      <w:r>
+        <w:rPr>
+          <w:rFonts w:ascii="Roboto" w:hAnsi="Roboto"/>
+          <w:b/>
+          <w:bCs/>
+          <w:sz w:val="28"/>
+          <w:szCs w:val="28"/>
+          <w:lang w:bidi="fa-IR"/>
+        </w:rPr>
+        <w:tab/>
+      </w:r>
+      <w:r>
+        <w:rPr>
+          <w:rFonts w:ascii="Roboto" w:hAnsi="Roboto"/>
+          <w:b/>
+          <w:bCs/>
+          <w:sz w:val="24"/>
+          <w:szCs w:val="24"/>
+          <w:lang w:bidi="fa-IR"/>
+        </w:rPr>
+        <w:t xml:space="preserve">Description: </w:t>
+      </w:r>
+      <w:r>
+        <w:rPr>
+          <w:rFonts w:ascii="Roboto" w:hAnsi="Roboto"/>
+          <w:sz w:val="24"/>
+          <w:szCs w:val="24"/>
+          <w:lang w:bidi="fa-IR"/>
+        </w:rPr>
+        <w:t>Bachelor’s Final Project</w:t>
+      </w:r>
+    </w:p>
+    <w:p>
+      <w:pPr>
+        <w:tabs>
+          <w:tab w:val="left" w:pos="1996"/>
+        </w:tabs>
+        <w:spacing w:line="240" w:lineRule="auto"/>
+        <w:rPr>
+          <w:rFonts w:ascii="Roboto" w:hAnsi="Roboto"/>
+          <w:lang w:bidi="fa-IR"/>
+        </w:rPr>
+      </w:pPr>
+      <w:r>
+        <w:rPr>
+          <w:rFonts w:ascii="Roboto" w:hAnsi="Roboto"/>
+          <w:lang w:bidi="fa-IR"/>
+        </w:rPr>
+        <w:t>Apr 202</w:t>
+      </w:r>
+      <w:r>
+        <w:rPr>
+          <w:rFonts w:ascii="Roboto" w:hAnsi="Roboto"/>
+          <w:lang w:bidi="fa-IR"/>
+        </w:rPr>
+        <w:t>0</w:t>
+      </w:r>
+      <w:r>
+        <w:rPr>
+          <w:rFonts w:ascii="Roboto" w:hAnsi="Roboto"/>
+          <w:lang w:bidi="fa-IR"/>
+        </w:rPr>
+        <w:tab/>
+      </w:r>
+      <w:r>
+        <w:rPr>
+          <w:rFonts w:ascii="Roboto" w:hAnsi="Roboto"/>
+          <w:b/>
+          <w:bCs/>
+          <w:sz w:val="24"/>
+          <w:szCs w:val="24"/>
+          <w:lang w:bidi="fa-IR"/>
+        </w:rPr>
+        <w:t>Title</w:t>
+      </w:r>
+      <w:r>
+        <w:rPr>
+          <w:rFonts w:ascii="Roboto" w:hAnsi="Roboto"/>
+          <w:sz w:val="24"/>
+          <w:szCs w:val="24"/>
+          <w:lang w:bidi="fa-IR"/>
+        </w:rPr>
+        <w:t xml:space="preserve">: </w:t>
+      </w:r>
+      <w:hyperlink r:id="rId16" w:history="1">
+        <w:r>
+          <w:rPr>
+            <w:rStyle w:val="Hyperlink"/>
+            <w:rFonts w:ascii="Roboto" w:hAnsi="Roboto"/>
+            <w:b/>
+            <w:bCs/>
+            <w:sz w:val="24"/>
+            <w:szCs w:val="24"/>
+            <w:u w:val="none"/>
+            <w:lang w:bidi="fa-IR"/>
+          </w:rPr>
+          <w:t>Can</w:t>
+        </w:r>
+        <w:r>
+          <w:rPr>
+            <w:rStyle w:val="Hyperlink"/>
+            <w:rFonts w:ascii="Roboto" w:hAnsi="Roboto"/>
+            <w:b/>
+            <w:bCs/>
+            <w:sz w:val="24"/>
+            <w:szCs w:val="24"/>
+            <w:u w:val="none"/>
+            <w:lang w:bidi="fa-IR"/>
+          </w:rPr>
+          <w:t>S</w:t>
+        </w:r>
+        <w:r>
+          <w:rPr>
+            <w:rStyle w:val="Hyperlink"/>
+            <w:rFonts w:ascii="Roboto" w:hAnsi="Roboto"/>
+            <w:b/>
+            <w:bCs/>
+            <w:sz w:val="24"/>
+            <w:szCs w:val="24"/>
+            <w:u w:val="none"/>
+            <w:lang w:bidi="fa-IR"/>
+          </w:rPr>
+          <w:t>ell</w:t>
+        </w:r>
+      </w:hyperlink>
+      <w:r>
+        <w:rPr>
+          <w:rFonts w:ascii="Roboto" w:hAnsi="Roboto"/>
+          <w:sz w:val="24"/>
+          <w:szCs w:val="24"/>
+          <w:lang w:bidi="fa-IR"/>
+        </w:rPr>
+        <w:t>, Used Books Shop Application</w:t>
+      </w:r>
+    </w:p>
+    <w:p>
+      <w:pPr>
+        <w:tabs>
+          <w:tab w:val="left" w:pos="1996"/>
+        </w:tabs>
+        <w:spacing w:line="240" w:lineRule="auto"/>
+        <w:rPr>
+          <w:rFonts w:ascii="Roboto" w:hAnsi="Roboto" w:hint="cs"/>
+          <w:sz w:val="24"/>
+          <w:szCs w:val="24"/>
+          <w:rtl/>
+          <w:lang w:bidi="fa-IR"/>
+        </w:rPr>
+      </w:pPr>
+      <w:r>
+        <w:rPr>
+          <w:rFonts w:ascii="Roboto" w:hAnsi="Roboto"/>
+          <w:lang w:bidi="fa-IR"/>
+        </w:rPr>
+        <w:tab/>
+      </w:r>
+      <w:r>
+        <w:rPr>
+          <w:rFonts w:ascii="Roboto" w:hAnsi="Roboto"/>
+          <w:b/>
+          <w:bCs/>
+          <w:sz w:val="24"/>
+          <w:szCs w:val="24"/>
+          <w:lang w:bidi="fa-IR"/>
+        </w:rPr>
+        <w:t>Description</w:t>
+      </w:r>
+      <w:r>
+        <w:rPr>
+          <w:rFonts w:ascii="Roboto" w:hAnsi="Roboto"/>
+          <w:sz w:val="24"/>
+          <w:szCs w:val="24"/>
+          <w:lang w:bidi="fa-IR"/>
+        </w:rPr>
+        <w:t xml:space="preserve">: </w:t>
+      </w:r>
+      <w:r>
+        <w:rPr>
+          <w:rFonts w:ascii="Roboto" w:hAnsi="Roboto"/>
+          <w:sz w:val="24"/>
+          <w:szCs w:val="24"/>
+          <w:lang w:bidi="fa-IR"/>
+        </w:rPr>
+        <w:t>P</w:t>
+      </w:r>
+      <w:r>
+        <w:rPr>
+          <w:rFonts w:ascii="Roboto" w:hAnsi="Roboto"/>
+          <w:sz w:val="24"/>
+          <w:szCs w:val="24"/>
+          <w:lang w:bidi="fa-IR"/>
+        </w:rPr>
+        <w:t>articipate</w:t>
+      </w:r>
+      <w:r>
+        <w:rPr>
+          <w:rFonts w:ascii="Roboto" w:hAnsi="Roboto"/>
+          <w:sz w:val="24"/>
+          <w:szCs w:val="24"/>
+          <w:lang w:bidi="fa-IR"/>
+        </w:rPr>
+        <w:t>d</w:t>
+      </w:r>
+      <w:r>
+        <w:rPr>
+          <w:rFonts w:ascii="Roboto" w:hAnsi="Roboto"/>
+          <w:sz w:val="24"/>
+          <w:szCs w:val="24"/>
+          <w:lang w:bidi="fa-IR"/>
+        </w:rPr>
+        <w:t xml:space="preserve"> in </w:t>
+      </w:r>
+      <w:r>
+        <w:rPr>
+          <w:rFonts w:ascii="Roboto" w:hAnsi="Roboto"/>
+          <w:sz w:val="24"/>
+          <w:szCs w:val="24"/>
+          <w:lang w:bidi="fa-IR"/>
+        </w:rPr>
+        <w:t xml:space="preserve">develop </w:t>
+      </w:r>
+      <w:r>
+        <w:rPr>
+          <w:rFonts w:ascii="Roboto" w:hAnsi="Roboto"/>
+          <w:sz w:val="24"/>
+          <w:szCs w:val="24"/>
+          <w:lang w:bidi="fa-IR"/>
+        </w:rPr>
+        <w:t>API</w:t>
+      </w:r>
+    </w:p>
+    <w:p>
+      <w:pPr>
+        <w:tabs>
+          <w:tab w:val="left" w:pos="1996"/>
+        </w:tabs>
+        <w:rPr>
+          <w:rFonts w:ascii="Roboto" w:hAnsi="Roboto"/>
+          <w:b/>
+          <w:bCs/>
+          <w:sz w:val="24"/>
+          <w:szCs w:val="24"/>
+          <w:lang w:bidi="fa-IR"/>
+        </w:rPr>
+      </w:pPr>
+      <w:r>
+        <w:rPr>
+          <w:b/>
+          <w:bCs/>
+          <w:noProof/>
+          <w:sz w:val="20"/>
+          <w:szCs w:val="20"/>
+        </w:rPr>
+        <mc:AlternateContent>
+          <mc:Choice Requires="wps">
+            <w:drawing>
+              <wp:anchor distT="0" distB="0" distL="114300" distR="114300" simplePos="0" relativeHeight="251673600" behindDoc="0" locked="0" layoutInCell="1" allowOverlap="1" wp14:anchorId="3D2B7E37" wp14:editId="7769CFBB">
+                <wp:simplePos x="0" y="0"/>
+                <wp:positionH relativeFrom="column">
+                  <wp:posOffset>-342900</wp:posOffset>
+                </wp:positionH>
+                <wp:positionV relativeFrom="paragraph">
+                  <wp:posOffset>137795</wp:posOffset>
+                </wp:positionV>
+                <wp:extent cx="6638290" cy="0"/>
+                <wp:effectExtent l="0" t="0" r="0" b="0"/>
+                <wp:wrapNone/>
+                <wp:docPr id="8" name="Straight Connector 8"/>
+                <wp:cNvGraphicFramePr/>
+                <a:graphic xmlns:a="http://schemas.openxmlformats.org/drawingml/2006/main">
+                  <a:graphicData uri="http://schemas.microsoft.com/office/word/2010/wordprocessingShape">
+                    <wps:wsp>
+                      <wps:cNvCnPr/>
+                      <wps:spPr>
+                        <a:xfrm flipV="1">
+                          <a:off x="0" y="0"/>
+                          <a:ext cx="6638290" cy="0"/>
+                        </a:xfrm>
+                        <a:prstGeom prst="line">
+                          <a:avLst/>
+                        </a:prstGeom>
+                      </wps:spPr>
+                      <wps:style>
+                        <a:lnRef idx="1">
+                          <a:schemeClr val="dk1"/>
+                        </a:lnRef>
+                        <a:fillRef idx="0">
+                          <a:schemeClr val="dk1"/>
+                        </a:fillRef>
+                        <a:effectRef idx="0">
+                          <a:schemeClr val="dk1"/>
+                        </a:effectRef>
+                        <a:fontRef idx="minor">
+                          <a:schemeClr val="tx1"/>
+                        </a:fontRef>
+                      </wps:style>
+                      <wps:bodyPr/>
+                    </wps:wsp>
+                  </a:graphicData>
+                </a:graphic>
+                <wp14:sizeRelH relativeFrom="margin">
+                  <wp14:pctWidth>0</wp14:pctWidth>
+                </wp14:sizeRelH>
+                <wp14:sizeRelV relativeFrom="margin">
+                  <wp14:pctHeight>0</wp14:pctHeight>
+                </wp14:sizeRelV>
+              </wp:anchor>
+            </w:drawing>
+          </mc:Choice>
+          <mc:Fallback>
+            <w:pict>
+              <v:line w14:anchorId="665F8414" id="Straight Connector 8" o:spid="_x0000_s1026" style="position:absolute;flip:y;z-index:251673600;visibility:visible;mso-wrap-style:square;mso-width-percent:0;mso-height-percent:0;mso-wrap-distance-left:9pt;mso-wrap-distance-top:0;mso-wrap-distance-right:9pt;mso-wrap-distance-bottom:0;mso-position-horizontal:absolute;mso-position-horizontal-relative:text;mso-position-vertical:absolute;mso-position-vertical-relative:text;mso-width-percent:0;mso-height-percent:0;mso-width-relative:margin;mso-height-relative:margin" from="-27pt,10.85pt" to="495.7pt,10.85pt" o:gfxdata="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" strokecolor="black [3200]" strokeweight=".5pt">
                 <v:stroke joinstyle="miter"/>
               </v:line>
             </w:pict>
@@ -2733,20 +3404,18 @@
         <w:spacing w:line="276" w:lineRule="auto"/>
         <w:rPr>
           <w:rFonts w:ascii="Roboto" w:hAnsi="Roboto"/>
-          <w:b/>
-          <w:bCs/>
-          <w:sz w:val="28"/>
-          <w:szCs w:val="28"/>
-          <w:lang w:bidi="fa-IR"/>
-        </w:rPr>
-      </w:pPr>
-      <w:r>
-        <w:rPr>
-          <w:rFonts w:ascii="Roboto" w:hAnsi="Roboto"/>
-          <w:b/>
-          <w:bCs/>
-          <w:sz w:val="28"/>
-          <w:szCs w:val="28"/>
+          <w:sz w:val="24"/>
+          <w:szCs w:val="24"/>
+          <w:lang w:bidi="fa-IR"/>
+        </w:rPr>
+      </w:pPr>
+      <w:r>
+        <w:rPr>
+          <w:rFonts w:ascii="Roboto" w:hAnsi="Roboto"/>
+          <w:b/>
+          <w:bCs/>
+          <w:sz w:val="24"/>
+          <w:szCs w:val="24"/>
           <w:lang w:bidi="fa-IR"/>
         </w:rPr>
         <w:t>Persian</w:t>
@@ -2756,11 +3425,20 @@
           <w:rFonts w:ascii="Roboto" w:hAnsi="Roboto"/>
           <w:b/>
           <w:bCs/>
-          <w:sz w:val="28"/>
-          <w:szCs w:val="28"/>
+          <w:sz w:val="24"/>
+          <w:szCs w:val="24"/>
           <w:lang w:bidi="fa-IR"/>
         </w:rPr>
         <w:t xml:space="preserve">: </w:t>
+      </w:r>
+      <w:r>
+        <w:rPr>
+          <w:rFonts w:ascii="Roboto" w:hAnsi="Roboto"/>
+          <w:sz w:val="24"/>
+          <w:szCs w:val="24"/>
+          <w:lang w:bidi="fa-IR"/>
+        </w:rPr>
+        <w:t>Native</w:t>
       </w:r>
     </w:p>
     <w:p>
@@ -2776,20 +3454,18 @@
         <w:spacing w:line="276" w:lineRule="auto"/>
         <w:rPr>
           <w:rFonts w:ascii="Roboto" w:hAnsi="Roboto"/>
-          <w:b/>
-          <w:bCs/>
-          <w:sz w:val="28"/>
-          <w:szCs w:val="28"/>
-          <w:lang w:bidi="fa-IR"/>
-        </w:rPr>
-      </w:pPr>
-      <w:r>
-        <w:rPr>
-          <w:rFonts w:ascii="Roboto" w:hAnsi="Roboto"/>
-          <w:b/>
-          <w:bCs/>
-          <w:sz w:val="28"/>
-          <w:szCs w:val="28"/>
+          <w:sz w:val="24"/>
+          <w:szCs w:val="24"/>
+          <w:lang w:bidi="fa-IR"/>
+        </w:rPr>
+      </w:pPr>
+      <w:r>
+        <w:rPr>
+          <w:rFonts w:ascii="Roboto" w:hAnsi="Roboto"/>
+          <w:b/>
+          <w:bCs/>
+          <w:sz w:val="24"/>
+          <w:szCs w:val="24"/>
           <w:lang w:bidi="fa-IR"/>
         </w:rPr>
         <w:t>English</w:t>
@@ -2799,11 +3475,139 @@
           <w:rFonts w:ascii="Roboto" w:hAnsi="Roboto"/>
           <w:b/>
           <w:bCs/>
-          <w:sz w:val="28"/>
-          <w:szCs w:val="28"/>
+          <w:sz w:val="24"/>
+          <w:szCs w:val="24"/>
           <w:lang w:bidi="fa-IR"/>
         </w:rPr>
         <w:t>:</w:t>
+      </w:r>
+      <w:r>
+        <w:rPr>
+          <w:rFonts w:ascii="Roboto" w:hAnsi="Roboto"/>
+          <w:b/>
+          <w:bCs/>
+          <w:sz w:val="24"/>
+          <w:szCs w:val="24"/>
+          <w:lang w:bidi="fa-IR"/>
+        </w:rPr>
+        <w:t xml:space="preserve"> </w:t>
+      </w:r>
+      <w:r>
+        <w:rPr>
+          <w:rFonts w:ascii="Roboto" w:hAnsi="Roboto"/>
+          <w:sz w:val="24"/>
+          <w:szCs w:val="24"/>
+          <w:lang w:bidi="fa-IR"/>
+        </w:rPr>
+        <w:t>Full Professional Proficiency (</w:t>
+      </w:r>
+      <w:r>
+        <w:rPr>
+          <w:rFonts w:ascii="Roboto" w:hAnsi="Roboto"/>
+          <w:sz w:val="24"/>
+          <w:szCs w:val="24"/>
+          <w:lang w:bidi="fa-IR"/>
+        </w:rPr>
+        <w:t>IELTS</w:t>
+      </w:r>
+      <w:r>
+        <w:rPr>
+          <w:rFonts w:ascii="Roboto" w:hAnsi="Roboto"/>
+          <w:sz w:val="24"/>
+          <w:szCs w:val="24"/>
+          <w:lang w:bidi="fa-IR"/>
+        </w:rPr>
+        <w:t xml:space="preserve"> (6.5):</w:t>
+      </w:r>
+      <w:r>
+        <w:rPr>
+          <w:rFonts w:ascii="Roboto" w:hAnsi="Roboto"/>
+          <w:sz w:val="24"/>
+          <w:szCs w:val="24"/>
+          <w:lang w:bidi="fa-IR"/>
+        </w:rPr>
+        <w:t xml:space="preserve"> Listening (</w:t>
+      </w:r>
+      <w:r>
+        <w:rPr>
+          <w:rFonts w:ascii="Roboto" w:hAnsi="Roboto"/>
+          <w:sz w:val="24"/>
+          <w:szCs w:val="24"/>
+          <w:lang w:bidi="fa-IR"/>
+        </w:rPr>
+        <w:t xml:space="preserve">6.5), </w:t>
+      </w:r>
+      <w:r>
+        <w:rPr>
+          <w:rFonts w:ascii="Roboto" w:hAnsi="Roboto"/>
+          <w:sz w:val="24"/>
+          <w:szCs w:val="24"/>
+          <w:lang w:bidi="fa-IR"/>
+        </w:rPr>
+        <w:t>Reading (</w:t>
+      </w:r>
+      <w:r>
+        <w:rPr>
+          <w:rFonts w:ascii="Roboto" w:hAnsi="Roboto"/>
+          <w:sz w:val="24"/>
+          <w:szCs w:val="24"/>
+          <w:lang w:bidi="fa-IR"/>
+        </w:rPr>
+        <w:t xml:space="preserve">6.5), </w:t>
+      </w:r>
+      <w:r>
+        <w:rPr>
+          <w:rFonts w:ascii="Roboto" w:hAnsi="Roboto"/>
+          <w:sz w:val="24"/>
+          <w:szCs w:val="24"/>
+          <w:lang w:bidi="fa-IR"/>
+        </w:rPr>
+        <w:t>Writing (</w:t>
+      </w:r>
+      <w:r>
+        <w:rPr>
+          <w:rFonts w:ascii="Roboto" w:hAnsi="Roboto"/>
+          <w:sz w:val="24"/>
+          <w:szCs w:val="24"/>
+          <w:lang w:bidi="fa-IR"/>
+        </w:rPr>
+        <w:t>6.5),</w:t>
+      </w:r>
+      <w:r>
+        <w:rPr>
+          <w:rFonts w:ascii="Roboto" w:hAnsi="Roboto"/>
+          <w:sz w:val="24"/>
+          <w:szCs w:val="24"/>
+          <w:lang w:bidi="fa-IR"/>
+        </w:rPr>
+        <w:t xml:space="preserve"> </w:t>
+      </w:r>
+      <w:r>
+        <w:rPr>
+          <w:rFonts w:ascii="Roboto" w:hAnsi="Roboto"/>
+          <w:sz w:val="24"/>
+          <w:szCs w:val="24"/>
+          <w:lang w:bidi="fa-IR"/>
+        </w:rPr>
+        <w:t>Speaking (</w:t>
+      </w:r>
+      <w:r>
+        <w:rPr>
+          <w:rFonts w:ascii="Roboto" w:hAnsi="Roboto"/>
+          <w:sz w:val="24"/>
+          <w:szCs w:val="24"/>
+          <w:lang w:bidi="fa-IR"/>
+        </w:rPr>
+        <w:t>6.5)</w:t>
+      </w:r>
+      <w:r>
+        <w:rPr>
+          <w:rFonts w:ascii="Roboto" w:hAnsi="Roboto"/>
+          <w:sz w:val="24"/>
+          <w:szCs w:val="24"/>
+          <w:lang w:bidi="fa-IR"/>
+        </w:rPr>
+        <w:t>)</w:t>
       </w:r>
     </w:p>
     <w:p>
@@ -2819,10 +3623,57 @@
         <w:spacing w:line="276" w:lineRule="auto"/>
         <w:rPr>
           <w:rFonts w:ascii="Roboto" w:hAnsi="Roboto"/>
-          <w:b/>
-          <w:bCs/>
-          <w:sz w:val="28"/>
-          <w:szCs w:val="28"/>
+          <w:sz w:val="24"/>
+          <w:szCs w:val="24"/>
+          <w:lang w:bidi="fa-IR"/>
+        </w:rPr>
+      </w:pPr>
+      <w:r>
+        <w:rPr>
+          <w:rFonts w:ascii="Roboto" w:hAnsi="Roboto"/>
+          <w:b/>
+          <w:bCs/>
+          <w:sz w:val="24"/>
+          <w:szCs w:val="24"/>
+          <w:lang w:bidi="fa-IR"/>
+        </w:rPr>
+        <w:t>Turkish</w:t>
+      </w:r>
+      <w:r>
+        <w:rPr>
+          <w:rFonts w:ascii="Roboto" w:hAnsi="Roboto"/>
+          <w:b/>
+          <w:bCs/>
+          <w:sz w:val="24"/>
+          <w:szCs w:val="24"/>
+          <w:lang w:bidi="fa-IR"/>
+        </w:rPr>
+        <w:t>:</w:t>
+      </w:r>
+      <w:r>
+        <w:rPr>
+          <w:rFonts w:ascii="Roboto" w:hAnsi="Roboto"/>
+          <w:b/>
+          <w:bCs/>
+          <w:sz w:val="24"/>
+          <w:szCs w:val="24"/>
+          <w:lang w:bidi="fa-IR"/>
+        </w:rPr>
+        <w:t xml:space="preserve"> </w:t>
+      </w:r>
+      <w:r>
+        <w:rPr>
+          <w:rFonts w:ascii="Roboto" w:hAnsi="Roboto"/>
+          <w:sz w:val="24"/>
+          <w:szCs w:val="24"/>
+          <w:lang w:bidi="fa-IR"/>
+        </w:rPr>
+        <w:t>Native</w:t>
+      </w:r>
+    </w:p>
+    <w:p>
+      <w:pPr>
+        <w:rPr>
           <w:lang w:bidi="fa-IR"/>
         </w:rPr>
       </w:pPr>
@@ -2831,19 +3682,20 @@
           <w:b/>
           <w:bCs/>
           <w:noProof/>
-          <w:sz w:val="20"/>
-          <w:szCs w:val="20"/>
-        </w:rPr>
+          <w:sz w:val="18"/>
+          <w:szCs w:val="18"/>
+        </w:rPr>
+        <w:lastRenderedPageBreak/>
         <mc:AlternateContent>
           <mc:Choice Requires="wps">
             <w:drawing>
-              <wp:anchor distT="0" distB="0" distL="114300" distR="114300" simplePos="0" relativeHeight="251669504" behindDoc="0" locked="0" layoutInCell="1" allowOverlap="1" wp14:anchorId="6A47D369" wp14:editId="3A573EBA">
+              <wp:anchor distT="0" distB="0" distL="114300" distR="114300" simplePos="0" relativeHeight="251669504" behindDoc="0" locked="0" layoutInCell="1" allowOverlap="1" wp14:anchorId="6A47D369" wp14:editId="7FA51B44">
                 <wp:simplePos x="0" y="0"/>
                 <wp:positionH relativeFrom="column">
                   <wp:posOffset>-346075</wp:posOffset>
                 </wp:positionH>
                 <wp:positionV relativeFrom="paragraph">
-                  <wp:posOffset>618548</wp:posOffset>
+                  <wp:posOffset>161867</wp:posOffset>
                 </wp:positionV>
                 <wp:extent cx="6638290" cy="0"/>
                 <wp:effectExtent l="0" t="0" r="0" b="0"/>
@@ -2892,54 +3744,13 @@
           </mc:Choice>
           <mc:Fallback>
             <w:pict>
-              <v:line w14:anchorId="21845AFF" id="Straight Connector 7" o:spid="_x0000_s1026" style="position:absolute;flip:y;z-index:251669504;visibility:visible;mso-wrap-style:square;mso-width-percent:0;mso-height-percent:0;mso-wrap-distance-left:9pt;mso-wrap-distance-top:0;mso-wrap-distance-right:9pt;mso-wrap-distance-bottom:0;mso-position-horizontal:absolute;mso-position-horizontal-relative:text;mso-position-vertical:absolute;mso-position-vertical-relative:text;mso-width-percent:0;mso-height-percent:0;mso-width-relative:margin;mso-height-relative:margin" from="-27.25pt,48.7pt" to="495.45pt,48.7pt" o:gfxdata="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" strokecolor="black [3200]" strokeweight=".5pt">
+              <v:line w14:anchorId="3E89D1CF" id="Straight Connector 7" o:spid="_x0000_s1026" style="position:absolute;flip:y;z-index:251669504;visibility:visible;mso-wrap-style:square;mso-width-percent:0;mso-height-percent:0;mso-wrap-distance-left:9pt;mso-wrap-distance-top:0;mso-wrap-distance-right:9pt;mso-wrap-distance-bottom:0;mso-position-horizontal:absolute;mso-position-horizontal-relative:text;mso-position-vertical:absolute;mso-position-vertical-relative:text;mso-width-percent:0;mso-height-percent:0;mso-width-relative:margin;mso-height-relative:margin" from="-27.25pt,12.75pt" to="495.45pt,12.75pt" o:gfxdata="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" strokecolor="black [3200]" strokeweight=".5pt">
                 <v:stroke joinstyle="miter"/>
               </v:line>
             </w:pict>
           </mc:Fallback>
         </mc:AlternateContent>
       </w:r>
-      <w:r>
-        <w:rPr>
-          <w:rFonts w:ascii="Roboto" w:hAnsi="Roboto"/>
-          <w:b/>
-          <w:bCs/>
-          <w:sz w:val="28"/>
-          <w:szCs w:val="28"/>
-          <w:lang w:bidi="fa-IR"/>
-        </w:rPr>
-        <w:t>Turkish</w:t>
-      </w:r>
-      <w:r>
-        <w:rPr>
-          <w:rFonts w:ascii="Roboto" w:hAnsi="Roboto"/>
-          <w:b/>
-          <w:bCs/>
-          <w:sz w:val="28"/>
-          <w:szCs w:val="28"/>
-          <w:lang w:bidi="fa-IR"/>
-        </w:rPr>
-        <w:t>:</w:t>
-      </w:r>
-    </w:p>
-    <w:p>
-      <w:pPr>
-        <w:rPr>
-          <w:lang w:bidi="fa-IR"/>
-        </w:rPr>
-      </w:pPr>
-    </w:p>
-    <w:p>
-      <w:pPr>
-        <w:rPr>
-          <w:rFonts w:ascii="Roboto" w:hAnsi="Roboto"/>
-          <w:b/>
-          <w:bCs/>
-          <w:sz w:val="28"/>
-          <w:szCs w:val="28"/>
-          <w:lang w:bidi="fa-IR"/>
-        </w:rPr>
-      </w:pPr>
     </w:p>
     <w:p>
       <w:pPr>
@@ -3156,21 +3967,7 @@
           <w:rFonts w:ascii="Roboto" w:hAnsi="Roboto"/>
           <w:lang w:bidi="fa-IR"/>
         </w:rPr>
-        <w:t>was about</w:t>
-      </w:r>
-      <w:r>
-        <w:rPr>
-          <w:rFonts w:ascii="Roboto" w:hAnsi="Roboto"/>
-          <w:lang w:bidi="fa-IR"/>
-        </w:rPr>
-        <w:t xml:space="preserve"> “How to Setting Up Data Center in Banks”</w:t>
-      </w:r>
-      <w:r>
-        <w:rPr>
-          <w:rFonts w:ascii="Roboto" w:hAnsi="Roboto"/>
-          <w:lang w:bidi="fa-IR"/>
-        </w:rPr>
-        <w:t xml:space="preserve"> topic</w:t>
+        <w:t>How to Setting Up Data Center in Banks</w:t>
       </w:r>
     </w:p>
     <w:p>
@@ -3348,7 +4145,6 @@
           <w:szCs w:val="28"/>
           <w:lang w:bidi="fa-IR"/>
         </w:rPr>
-        <w:lastRenderedPageBreak/>
         <w:t>REFERENCES</w:t>
       </w:r>
     </w:p>
@@ -3366,7 +4162,7 @@
           <w:lang w:bidi="fa-IR"/>
         </w:rPr>
       </w:pPr>
-      <w:hyperlink r:id="rId15" w:history="1">
+      <w:hyperlink r:id="rId17" w:history="1">
         <w:r>
           <w:rPr>
             <w:rStyle w:val="Hyperlink"/>
@@ -3408,6 +4204,26 @@
           <w:szCs w:val="24"/>
           <w:lang w:bidi="fa-IR"/>
         </w:rPr>
+        <w:t>Assistant Professor</w:t>
+      </w:r>
+      <w:r>
+        <w:rPr>
+          <w:rFonts w:ascii="Roboto" w:hAnsi="Roboto"/>
+          <w:b/>
+          <w:bCs/>
+          <w:sz w:val="24"/>
+          <w:szCs w:val="24"/>
+          <w:lang w:bidi="fa-IR"/>
+        </w:rPr>
+        <w:t xml:space="preserve">, </w:t>
+      </w:r>
+      <w:r>
+        <w:rPr>
+          <w:rFonts w:ascii="Roboto" w:hAnsi="Roboto"/>
+          <w:sz w:val="24"/>
+          <w:szCs w:val="24"/>
+          <w:lang w:bidi="fa-IR"/>
+        </w:rPr>
         <w:t>Department of Computer, University of Zanjan</w:t>
       </w:r>
     </w:p>
@@ -3468,7 +4284,7 @@
         </w:rPr>
         <w:t xml:space="preserve">Email: </w:t>
       </w:r>
-      <w:hyperlink r:id="rId16" w:history="1">
+      <w:hyperlink r:id="rId18" w:history="1">
         <w:r>
           <w:rPr>
             <w:rStyle w:val="Hyperlink"/>
@@ -3496,7 +4312,7 @@
           <w:lang w:bidi="fa-IR"/>
         </w:rPr>
       </w:pPr>
-      <w:hyperlink r:id="rId17" w:history="1">
+      <w:hyperlink r:id="rId19" w:history="1">
         <w:r>
           <w:rPr>
             <w:rStyle w:val="Hyperlink"/>
@@ -3527,6 +4343,26 @@
           <w:szCs w:val="24"/>
           <w:lang w:bidi="fa-IR"/>
         </w:rPr>
+        <w:t>Assistant Professor</w:t>
+      </w:r>
+      <w:r>
+        <w:rPr>
+          <w:rFonts w:ascii="Roboto" w:hAnsi="Roboto"/>
+          <w:b/>
+          <w:bCs/>
+          <w:sz w:val="24"/>
+          <w:szCs w:val="24"/>
+          <w:lang w:bidi="fa-IR"/>
+        </w:rPr>
+        <w:t xml:space="preserve">, </w:t>
+      </w:r>
+      <w:r>
+        <w:rPr>
+          <w:rFonts w:ascii="Roboto" w:hAnsi="Roboto"/>
+          <w:sz w:val="24"/>
+          <w:szCs w:val="24"/>
+          <w:lang w:bidi="fa-IR"/>
+        </w:rPr>
         <w:t>Department of Computer</w:t>
       </w:r>
       <w:r>
@@ -3587,7 +4423,7 @@
         </w:rPr>
         <w:t xml:space="preserve">Email: </w:t>
       </w:r>
-      <w:hyperlink r:id="rId18" w:history="1">
+      <w:hyperlink r:id="rId20" w:history="1">
         <w:r>
           <w:rPr>
             <w:rStyle w:val="Hyperlink"/>
@@ -3617,7 +4453,7 @@
           <w:lang w:bidi="fa-IR"/>
         </w:rPr>
       </w:pPr>
-      <w:hyperlink r:id="rId19" w:history="1">
+      <w:hyperlink r:id="rId21" w:history="1">
         <w:r>
           <w:rPr>
             <w:rStyle w:val="Hyperlink"/>
@@ -3659,6 +4495,26 @@
           <w:szCs w:val="24"/>
           <w:lang w:bidi="fa-IR"/>
         </w:rPr>
+        <w:t>Assistant Professor</w:t>
+      </w:r>
+      <w:r>
+        <w:rPr>
+          <w:rFonts w:ascii="Roboto" w:hAnsi="Roboto"/>
+          <w:b/>
+          <w:bCs/>
+          <w:sz w:val="24"/>
+          <w:szCs w:val="24"/>
+          <w:lang w:bidi="fa-IR"/>
+        </w:rPr>
+        <w:t xml:space="preserve">, </w:t>
+      </w:r>
+      <w:r>
+        <w:rPr>
+          <w:rFonts w:ascii="Roboto" w:hAnsi="Roboto"/>
+          <w:sz w:val="24"/>
+          <w:szCs w:val="24"/>
+          <w:lang w:bidi="fa-IR"/>
+        </w:rPr>
         <w:t>Department of Computer, University of Zanjan</w:t>
       </w:r>
     </w:p>
@@ -3690,7 +4546,7 @@
         </w:rPr>
         <w:t xml:space="preserve"> </w:t>
       </w:r>
-      <w:hyperlink r:id="rId20" w:history="1">
+      <w:hyperlink r:id="rId22" w:history="1">
         <w:r>
           <w:rPr>
             <w:rStyle w:val="Hyperlink"/>
@@ -4424,6 +5280,119 @@
     </w:lvl>
   </w:abstractNum>
   <w:abstractNum w:abstractNumId="6" w15:restartNumberingAfterBreak="0">
+    <w:nsid w:val="6DC55C6F"/>
+    <w:multiLevelType w:val="hybridMultilevel"/>
+    <w:tmpl w:val="9114288A"/>
+    <w:lvl w:ilvl="0" w:tplc="04090001">
+      <w:start w:val="1"/>
+      <w:numFmt w:val="bullet"/>
+      <w:lvlText w:val=""/>
+      <w:lvlJc w:val="left"/>
+      <w:pPr>
+        <w:ind w:left="720" w:hanging="360"/>
+      </w:pPr>
+      <w:rPr>
+        <w:rFonts w:ascii="Symbol" w:hAnsi="Symbol" w:hint="default"/>
+      </w:rPr>
+    </w:lvl>
+    <w:lvl w:ilvl="1" w:tplc="04090003" w:tentative="1">
+      <w:start w:val="1"/>
+      <w:numFmt w:val="bullet"/>
+      <w:lvlText w:val="o"/>
+      <w:lvlJc w:val="left"/>
+      <w:pPr>
+        <w:ind w:left="1440" w:hanging="360"/>
+      </w:pPr>
+      <w:rPr>
+        <w:rFonts w:ascii="Courier New" w:hAnsi="Courier New" w:cs="Courier New" w:hint="default"/>
+      </w:rPr>
+    </w:lvl>
+    <w:lvl w:ilvl="2" w:tplc="04090005" w:tentative="1">
+      <w:start w:val="1"/>
+      <w:numFmt w:val="bullet"/>
+      <w:lvlText w:val=""/>
+      <w:lvlJc w:val="left"/>
+      <w:pPr>
+        <w:ind w:left="2160" w:hanging="360"/>
+      </w:pPr>
+      <w:rPr>
+        <w:rFonts w:ascii="Wingdings" w:hAnsi="Wingdings" w:hint="default"/>
+      </w:rPr>
+    </w:lvl>
+    <w:lvl w:ilvl="3" w:tplc="04090001" w:tentative="1">
+      <w:start w:val="1"/>
+      <w:numFmt w:val="bullet"/>
+      <w:lvlText w:val=""/>
+      <w:lvlJc w:val="left"/>
+      <w:pPr>
+        <w:ind w:left="2880" w:hanging="360"/>
+      </w:pPr>
+      <w:rPr>
+        <w:rFonts w:ascii="Symbol" w:hAnsi="Symbol" w:hint="default"/>
+      </w:rPr>
+    </w:lvl>
+    <w:lvl w:ilvl="4" w:tplc="04090003" w:tentative="1">
+      <w:start w:val="1"/>
+      <w:numFmt w:val="bullet"/>
+      <w:lvlText w:val="o"/>
+      <w:lvlJc w:val="left"/>
+      <w:pPr>
+        <w:ind w:left="3600" w:hanging="360"/>
+      </w:pPr>
+      <w:rPr>
+        <w:rFonts w:ascii="Courier New" w:hAnsi="Courier New" w:cs="Courier New" w:hint="default"/>
+      </w:rPr>
+    </w:lvl>
+    <w:lvl w:ilvl="5" w:tplc="04090005" w:tentative="1">
+      <w:start w:val="1"/>
+      <w:numFmt w:val="bullet"/>
+      <w:lvlText w:val=""/>
+      <w:lvlJc w:val="left"/>
+      <w:pPr>
+        <w:ind w:left="4320" w:hanging="360"/>
+      </w:pPr>
+      <w:rPr>
+        <w:rFonts w:ascii="Wingdings" w:hAnsi="Wingdings" w:hint="default"/>
+      </w:rPr>
+    </w:lvl>
+    <w:lvl w:ilvl="6" w:tplc="04090001" w:tentative="1">
+      <w:start w:val="1"/>
+      <w:numFmt w:val="bullet"/>
+      <w:lvlText w:val=""/>
+      <w:lvlJc w:val="left"/>
+      <w:pPr>
+        <w:ind w:left="5040" w:hanging="360"/>
+      </w:pPr>
+      <w:rPr>
+        <w:rFonts w:ascii="Symbol" w:hAnsi="Symbol" w:hint="default"/>
+      </w:rPr>
+    </w:lvl>
+    <w:lvl w:ilvl="7" w:tplc="04090003" w:tentative="1">
+      <w:start w:val="1"/>
+      <w:numFmt w:val="bullet"/>
+      <w:lvlText w:val="o"/>
+      <w:lvlJc w:val="left"/>
+      <w:pPr>
+        <w:ind w:left="5760" w:hanging="360"/>
+      </w:pPr>
+      <w:rPr>
+        <w:rFonts w:ascii="Courier New" w:hAnsi="Courier New" w:cs="Courier New" w:hint="default"/>
+      </w:rPr>
+    </w:lvl>
+    <w:lvl w:ilvl="8" w:tplc="04090005" w:tentative="1">
+      <w:start w:val="1"/>
+      <w:numFmt w:val="bullet"/>
+      <w:lvlText w:val=""/>
+      <w:lvlJc w:val="left"/>
+      <w:pPr>
+        <w:ind w:left="6480" w:hanging="360"/>
+      </w:pPr>
+      <w:rPr>
+        <w:rFonts w:ascii="Wingdings" w:hAnsi="Wingdings" w:hint="default"/>
+      </w:rPr>
+    </w:lvl>
+  </w:abstractNum>
+  <w:abstractNum w:abstractNumId="7" w15:restartNumberingAfterBreak="0">
     <w:nsid w:val="76EC1729"/>
     <w:multiLevelType w:val="hybridMultilevel"/>
     <w:tmpl w:val="486A5722"/>
@@ -4546,7 +5515,7 @@
     <w:abstractNumId w:val="5"/>
   </w:num>
   <w:num w:numId="4">
-    <w:abstractNumId w:val="6"/>
+    <w:abstractNumId w:val="7"/>
   </w:num>
   <w:num w:numId="5">
     <w:abstractNumId w:val="0"/>
@@ -4556,6 +5525,9 @@
   </w:num>
   <w:num w:numId="7">
     <w:abstractNumId w:val="4"/>
+  </w:num>
+  <w:num w:numId="8">
+    <w:abstractNumId w:val="6"/>
   </w:num>
 </w:numbering>
 </file>

--- a/CV.docx
+++ b/CV.docx
@@ -39,7 +39,7 @@
             <w:rFonts w:ascii="Roboto" w:hAnsi="Roboto"/>
             <w:u w:val="none"/>
           </w:rPr>
-          <w:t>Email: omid77.orh@gmail.com</w:t>
+          <w:t>Email: omid.orh@gmail.com</w:t>
         </w:r>
       </w:hyperlink>
       <w:r>
@@ -587,7 +587,109 @@
         <w:rPr>
           <w:rFonts w:ascii="Roboto" w:hAnsi="Roboto"/>
         </w:rPr>
-        <w:t>Graded assignments and exams to provide tailored feedback based on course expectations and outcomes</w:t>
+        <w:t>Graded assignments and exams</w:t>
+      </w:r>
+      <w:r>
+        <w:rPr>
+          <w:rFonts w:ascii="Roboto" w:hAnsi="Roboto"/>
+        </w:rPr>
+        <w:t xml:space="preserve"> of</w:t>
+      </w:r>
+      <w:r>
+        <w:rPr>
+          <w:rFonts w:ascii="Roboto" w:hAnsi="Roboto"/>
+        </w:rPr>
+        <w:t xml:space="preserve"> </w:t>
+      </w:r>
+      <w:r>
+        <w:rPr>
+          <w:rFonts w:ascii="Roboto" w:hAnsi="Roboto"/>
+        </w:rPr>
+        <w:t>82 students</w:t>
+      </w:r>
+      <w:r>
+        <w:rPr>
+          <w:rFonts w:ascii="Roboto" w:hAnsi="Roboto"/>
+        </w:rPr>
+        <w:t xml:space="preserve"> to provide tailored feedback based on course expectations and outcomes</w:t>
+      </w:r>
+    </w:p>
+    <w:p>
+      <w:pPr>
+        <w:spacing w:line="276" w:lineRule="auto"/>
+        <w:rPr>
+          <w:rFonts w:ascii="Roboto" w:hAnsi="Roboto"/>
+          <w:sz w:val="24"/>
+          <w:szCs w:val="24"/>
+        </w:rPr>
+      </w:pPr>
+      <w:r>
+        <w:rPr>
+          <w:rFonts w:ascii="Roboto" w:hAnsi="Roboto"/>
+          <w:b/>
+          <w:bCs/>
+          <w:sz w:val="24"/>
+          <w:szCs w:val="24"/>
+        </w:rPr>
+        <w:t>Teach</w:t>
+      </w:r>
+      <w:r>
+        <w:rPr>
+          <w:rFonts w:ascii="Roboto" w:hAnsi="Roboto"/>
+          <w:b/>
+          <w:bCs/>
+          <w:sz w:val="24"/>
+          <w:szCs w:val="24"/>
+        </w:rPr>
+        <w:t xml:space="preserve">ing Assistant, </w:t>
+      </w:r>
+      <w:r>
+        <w:rPr>
+          <w:rFonts w:ascii="Roboto" w:hAnsi="Roboto"/>
+          <w:sz w:val="24"/>
+          <w:szCs w:val="24"/>
+        </w:rPr>
+        <w:t>Advance</w:t>
+      </w:r>
+      <w:r>
+        <w:rPr>
+          <w:rFonts w:ascii="Roboto" w:hAnsi="Roboto"/>
+          <w:sz w:val="24"/>
+          <w:szCs w:val="24"/>
+        </w:rPr>
+        <w:t>d</w:t>
+      </w:r>
+      <w:r>
+        <w:rPr>
+          <w:rFonts w:ascii="Roboto" w:hAnsi="Roboto"/>
+          <w:sz w:val="24"/>
+          <w:szCs w:val="24"/>
+        </w:rPr>
+        <w:t xml:space="preserve"> programming</w:t>
+      </w:r>
+      <w:r>
+        <w:rPr>
+          <w:rFonts w:ascii="Roboto" w:hAnsi="Roboto"/>
+          <w:sz w:val="24"/>
+          <w:szCs w:val="24"/>
+        </w:rPr>
+        <w:t xml:space="preserve">, </w:t>
+      </w:r>
+      <w:r>
+        <w:rPr>
+          <w:rFonts w:ascii="Roboto" w:hAnsi="Roboto"/>
+          <w:sz w:val="24"/>
+          <w:szCs w:val="24"/>
+        </w:rPr>
+        <w:t>Islamic Azad University</w:t>
+      </w:r>
+      <w:r>
+        <w:rPr>
+          <w:rFonts w:ascii="Roboto" w:hAnsi="Roboto"/>
+          <w:sz w:val="24"/>
+          <w:szCs w:val="24"/>
+        </w:rPr>
+        <w:t>, Winter 2022</w:t>
       </w:r>
     </w:p>
     <w:p>
@@ -606,89 +708,7 @@
         <w:rPr>
           <w:rFonts w:ascii="Roboto" w:hAnsi="Roboto"/>
         </w:rPr>
-        <w:t>Held course discussion</w:t>
-      </w:r>
-      <w:r>
-        <w:rPr>
-          <w:rFonts w:ascii="Roboto" w:hAnsi="Roboto"/>
-        </w:rPr>
-        <w:t xml:space="preserve"> sessions</w:t>
-      </w:r>
-      <w:r>
-        <w:rPr>
-          <w:rFonts w:ascii="Roboto" w:hAnsi="Roboto"/>
-        </w:rPr>
-        <w:t xml:space="preserve"> for up to 82 students</w:t>
-      </w:r>
-    </w:p>
-    <w:p>
-      <w:pPr>
-        <w:spacing w:line="276" w:lineRule="auto"/>
-        <w:rPr>
-          <w:rFonts w:ascii="Roboto" w:hAnsi="Roboto"/>
-          <w:sz w:val="24"/>
-          <w:szCs w:val="24"/>
-        </w:rPr>
-      </w:pPr>
-      <w:r>
-        <w:rPr>
-          <w:rFonts w:ascii="Roboto" w:hAnsi="Roboto"/>
-          <w:b/>
-          <w:bCs/>
-          <w:sz w:val="24"/>
-          <w:szCs w:val="24"/>
-        </w:rPr>
-        <w:t>Teach</w:t>
-      </w:r>
-      <w:r>
-        <w:rPr>
-          <w:rFonts w:ascii="Roboto" w:hAnsi="Roboto"/>
-          <w:b/>
-          <w:bCs/>
-          <w:sz w:val="24"/>
-          <w:szCs w:val="24"/>
-        </w:rPr>
-        <w:t xml:space="preserve">ing Assistant, </w:t>
-      </w:r>
-      <w:r>
-        <w:rPr>
-          <w:rFonts w:ascii="Roboto" w:hAnsi="Roboto"/>
-          <w:sz w:val="24"/>
-          <w:szCs w:val="24"/>
-        </w:rPr>
-        <w:t>Advance programming</w:t>
-      </w:r>
-      <w:r>
-        <w:rPr>
-          <w:rFonts w:ascii="Roboto" w:hAnsi="Roboto"/>
-          <w:sz w:val="24"/>
-          <w:szCs w:val="24"/>
-        </w:rPr>
-        <w:t xml:space="preserve">, University of Zanjan, </w:t>
-      </w:r>
-      <w:r>
-        <w:rPr>
-          <w:rFonts w:ascii="Roboto" w:hAnsi="Roboto"/>
-          <w:sz w:val="24"/>
-          <w:szCs w:val="24"/>
-        </w:rPr>
-        <w:t xml:space="preserve">Winter </w:t>
-      </w:r>
-      <w:r>
-        <w:rPr>
-          <w:rFonts w:ascii="Roboto" w:hAnsi="Roboto"/>
-          <w:sz w:val="24"/>
-          <w:szCs w:val="24"/>
-        </w:rPr>
-        <w:t>202</w:t>
-      </w:r>
-      <w:r>
-        <w:rPr>
-          <w:rFonts w:ascii="Roboto" w:hAnsi="Roboto"/>
-          <w:sz w:val="24"/>
-          <w:szCs w:val="24"/>
-        </w:rPr>
-        <w:t>2</w:t>
+        <w:t>Graded assignments and exams to provide tailored feedback based on course expectations and outcomes</w:t>
       </w:r>
     </w:p>
     <w:p>
@@ -707,53 +727,34 @@
         <w:rPr>
           <w:rFonts w:ascii="Roboto" w:hAnsi="Roboto"/>
         </w:rPr>
-        <w:t>Graded assignments and exams to provide tailored feedback based on course expectations and outcomes</w:t>
-      </w:r>
-    </w:p>
-    <w:p>
-      <w:pPr>
-        <w:pStyle w:val="ListParagraph"/>
-        <w:numPr>
-          <w:ilvl w:val="0"/>
-          <w:numId w:val="1"/>
-        </w:numPr>
+        <w:t xml:space="preserve">Held course discussion sessions for up </w:t>
+      </w:r>
+      <w:proofErr w:type="gramStart"/>
+      <w:r>
+        <w:rPr>
+          <w:rFonts w:ascii="Roboto" w:hAnsi="Roboto"/>
+        </w:rPr>
+        <w:t xml:space="preserve">to </w:t>
+      </w:r>
+      <w:r>
+        <w:rPr>
+          <w:rFonts w:ascii="Roboto" w:hAnsi="Roboto"/>
+        </w:rPr>
+        <w:t>?</w:t>
+      </w:r>
+      <w:proofErr w:type="gramEnd"/>
+      <w:r>
+        <w:rPr>
+          <w:rFonts w:ascii="Roboto" w:hAnsi="Roboto"/>
+        </w:rPr>
+        <w:t xml:space="preserve"> students</w:t>
+      </w:r>
+    </w:p>
+    <w:p>
+      <w:pPr>
         <w:spacing w:line="276" w:lineRule="auto"/>
         <w:rPr>
           <w:rFonts w:ascii="Roboto" w:hAnsi="Roboto"/>
-        </w:rPr>
-      </w:pPr>
-      <w:r>
-        <w:rPr>
-          <w:rFonts w:ascii="Roboto" w:hAnsi="Roboto"/>
-        </w:rPr>
-        <w:t xml:space="preserve">Held course discussion sessions for up </w:t>
-      </w:r>
-      <w:proofErr w:type="gramStart"/>
-      <w:r>
-        <w:rPr>
-          <w:rFonts w:ascii="Roboto" w:hAnsi="Roboto"/>
-        </w:rPr>
-        <w:t xml:space="preserve">to </w:t>
-      </w:r>
-      <w:r>
-        <w:rPr>
-          <w:rFonts w:ascii="Roboto" w:hAnsi="Roboto"/>
-        </w:rPr>
-        <w:t>?</w:t>
-      </w:r>
-      <w:proofErr w:type="gramEnd"/>
-      <w:r>
-        <w:rPr>
-          <w:rFonts w:ascii="Roboto" w:hAnsi="Roboto"/>
-        </w:rPr>
-        <w:t xml:space="preserve"> students</w:t>
-      </w:r>
-    </w:p>
-    <w:p>
-      <w:pPr>
-        <w:spacing w:line="276" w:lineRule="auto"/>
-        <w:rPr>
-          <w:rFonts w:ascii="Roboto" w:hAnsi="Roboto"/>
           <w:sz w:val="24"/>
           <w:szCs w:val="24"/>
         </w:rPr>
@@ -784,7 +785,7 @@
           <w:sz w:val="24"/>
           <w:szCs w:val="24"/>
         </w:rPr>
-        <w:t>Database</w:t>
+        <w:t>Principles of Database Design</w:t>
       </w:r>
       <w:r>
         <w:rPr>
@@ -995,8 +996,8 @@
       <w:pPr>
         <w:rPr>
           <w:rFonts w:ascii="Roboto" w:hAnsi="Roboto"/>
-          <w:sz w:val="24"/>
-          <w:szCs w:val="24"/>
+          <w:sz w:val="28"/>
+          <w:szCs w:val="28"/>
         </w:rPr>
       </w:pPr>
       <w:r>
@@ -1141,33 +1142,33 @@
           <w:sz w:val="24"/>
           <w:szCs w:val="24"/>
         </w:rPr>
-        <w:t>M</w:t>
-      </w:r>
-      <w:r>
-        <w:rPr>
-          <w:rFonts w:ascii="Roboto" w:hAnsi="Roboto"/>
-          <w:sz w:val="24"/>
-          <w:szCs w:val="24"/>
-        </w:rPr>
-        <w:t>achine</w:t>
-      </w:r>
-      <w:r>
-        <w:rPr>
-          <w:rFonts w:ascii="Roboto" w:hAnsi="Roboto"/>
-          <w:b/>
-          <w:bCs/>
-          <w:sz w:val="24"/>
-          <w:szCs w:val="24"/>
-        </w:rPr>
-        <w:t xml:space="preserve"> L</w:t>
-      </w:r>
-      <w:r>
-        <w:rPr>
-          <w:rFonts w:ascii="Roboto" w:hAnsi="Roboto"/>
-          <w:sz w:val="24"/>
-          <w:szCs w:val="24"/>
-        </w:rPr>
-        <w:t>earning</w:t>
+        <w:t>D</w:t>
+      </w:r>
+      <w:r>
+        <w:rPr>
+          <w:rFonts w:ascii="Roboto" w:hAnsi="Roboto"/>
+          <w:sz w:val="24"/>
+          <w:szCs w:val="24"/>
+        </w:rPr>
+        <w:t>ata</w:t>
+      </w:r>
+      <w:r>
+        <w:rPr>
+          <w:rFonts w:ascii="Roboto" w:hAnsi="Roboto"/>
+          <w:b/>
+          <w:bCs/>
+          <w:sz w:val="24"/>
+          <w:szCs w:val="24"/>
+        </w:rPr>
+        <w:t xml:space="preserve"> S</w:t>
+      </w:r>
+      <w:r>
+        <w:rPr>
+          <w:rFonts w:ascii="Roboto" w:hAnsi="Roboto"/>
+          <w:sz w:val="24"/>
+          <w:szCs w:val="24"/>
+        </w:rPr>
+        <w:t>cience</w:t>
       </w:r>
       <w:r>
         <w:rPr>
@@ -1214,63 +1215,17 @@
           <w:sz w:val="24"/>
           <w:szCs w:val="24"/>
         </w:rPr>
-        <w:t>ata</w:t>
-      </w:r>
-      <w:r>
-        <w:rPr>
-          <w:rFonts w:ascii="Roboto" w:hAnsi="Roboto"/>
-          <w:b/>
-          <w:bCs/>
-          <w:sz w:val="24"/>
-          <w:szCs w:val="24"/>
-        </w:rPr>
-        <w:t xml:space="preserve"> S</w:t>
-      </w:r>
-      <w:r>
-        <w:rPr>
-          <w:rFonts w:ascii="Roboto" w:hAnsi="Roboto"/>
-          <w:sz w:val="24"/>
-          <w:szCs w:val="24"/>
-        </w:rPr>
-        <w:t>cience</w:t>
-      </w:r>
-      <w:r>
-        <w:rPr>
-          <w:rFonts w:ascii="Roboto" w:hAnsi="Roboto"/>
-          <w:color w:val="4B4C4E"/>
-          <w:sz w:val="20"/>
-          <w:szCs w:val="20"/>
-        </w:rPr>
-        <w:t xml:space="preserve"> </w:t>
-      </w:r>
-      <w:r>
-        <w:rPr>
-          <w:rFonts w:ascii="Roboto" w:hAnsi="Roboto"/>
-          <w:b/>
-          <w:bCs/>
-          <w:sz w:val="28"/>
-          <w:szCs w:val="28"/>
-        </w:rPr>
-        <w:t>•</w:t>
-      </w:r>
-      <w:r>
-        <w:rPr>
-          <w:rFonts w:ascii="Roboto" w:hAnsi="Roboto"/>
-          <w:b/>
-          <w:bCs/>
-          <w:sz w:val="28"/>
-          <w:szCs w:val="28"/>
-        </w:rPr>
-        <w:t xml:space="preserve"> D</w:t>
-      </w:r>
-      <w:r>
-        <w:rPr>
-          <w:rFonts w:ascii="Roboto" w:hAnsi="Roboto"/>
-          <w:sz w:val="28"/>
-          <w:szCs w:val="28"/>
-        </w:rPr>
         <w:t>atabase</w:t>
       </w:r>
+    </w:p>
+    <w:p>
+      <w:pPr>
+        <w:rPr>
+          <w:rFonts w:ascii="Roboto" w:hAnsi="Roboto"/>
+          <w:sz w:val="24"/>
+          <w:szCs w:val="24"/>
+        </w:rPr>
+      </w:pPr>
     </w:p>
     <w:p>
       <w:pPr>
@@ -2073,6 +2028,125 @@
           <w:szCs w:val="24"/>
         </w:rPr>
         <w:t>(20)</w:t>
+      </w:r>
+      <w:r>
+        <w:rPr>
+          <w:rFonts w:ascii="Roboto" w:hAnsi="Roboto"/>
+          <w:b/>
+          <w:bCs/>
+          <w:sz w:val="28"/>
+          <w:szCs w:val="28"/>
+          <w:lang w:bidi="fa-IR"/>
+        </w:rPr>
+        <w:t xml:space="preserve"> </w:t>
+      </w:r>
+      <w:r>
+        <w:rPr>
+          <w:rFonts w:ascii="Roboto" w:hAnsi="Roboto"/>
+          <w:b/>
+          <w:bCs/>
+          <w:sz w:val="28"/>
+          <w:szCs w:val="28"/>
+        </w:rPr>
+        <w:t>•</w:t>
+      </w:r>
+      <w:r>
+        <w:rPr>
+          <w:rFonts w:ascii="Roboto" w:hAnsi="Roboto"/>
+          <w:b/>
+          <w:bCs/>
+          <w:sz w:val="28"/>
+          <w:szCs w:val="28"/>
+        </w:rPr>
+        <w:t xml:space="preserve"> </w:t>
+      </w:r>
+      <w:r>
+        <w:rPr>
+          <w:rFonts w:ascii="Roboto" w:hAnsi="Roboto"/>
+          <w:b/>
+          <w:bCs/>
+          <w:sz w:val="24"/>
+          <w:szCs w:val="24"/>
+        </w:rPr>
+        <w:t>B</w:t>
+      </w:r>
+      <w:r>
+        <w:rPr>
+          <w:rFonts w:ascii="Roboto" w:hAnsi="Roboto"/>
+          <w:sz w:val="24"/>
+          <w:szCs w:val="24"/>
+        </w:rPr>
+        <w:t xml:space="preserve">asics </w:t>
+      </w:r>
+      <w:r>
+        <w:rPr>
+          <w:rFonts w:ascii="Roboto" w:hAnsi="Roboto"/>
+          <w:b/>
+          <w:bCs/>
+          <w:sz w:val="24"/>
+          <w:szCs w:val="24"/>
+        </w:rPr>
+        <w:t>of</w:t>
+      </w:r>
+      <w:r>
+        <w:rPr>
+          <w:rFonts w:ascii="Roboto" w:hAnsi="Roboto"/>
+          <w:sz w:val="24"/>
+          <w:szCs w:val="24"/>
+        </w:rPr>
+        <w:t xml:space="preserve"> </w:t>
+      </w:r>
+      <w:r>
+        <w:rPr>
+          <w:rFonts w:ascii="Roboto" w:hAnsi="Roboto"/>
+          <w:b/>
+          <w:bCs/>
+          <w:sz w:val="24"/>
+          <w:szCs w:val="24"/>
+        </w:rPr>
+        <w:t>W</w:t>
+      </w:r>
+      <w:r>
+        <w:rPr>
+          <w:rFonts w:ascii="Roboto" w:hAnsi="Roboto"/>
+          <w:sz w:val="24"/>
+          <w:szCs w:val="24"/>
+        </w:rPr>
+        <w:t xml:space="preserve">ireless </w:t>
+      </w:r>
+      <w:r>
+        <w:rPr>
+          <w:rFonts w:ascii="Roboto" w:hAnsi="Roboto"/>
+          <w:b/>
+          <w:bCs/>
+          <w:sz w:val="24"/>
+          <w:szCs w:val="24"/>
+        </w:rPr>
+        <w:t>N</w:t>
+      </w:r>
+      <w:r>
+        <w:rPr>
+          <w:rFonts w:ascii="Roboto" w:hAnsi="Roboto"/>
+          <w:sz w:val="24"/>
+          <w:szCs w:val="24"/>
+        </w:rPr>
+        <w:t>etworks</w:t>
+      </w:r>
+      <w:r>
+        <w:rPr>
+          <w:rFonts w:ascii="Roboto" w:hAnsi="Roboto"/>
+          <w:sz w:val="24"/>
+          <w:szCs w:val="24"/>
+        </w:rPr>
+        <w:t xml:space="preserve"> (</w:t>
+      </w:r>
+      <w:r>
+        <w:rPr>
+          <w:rFonts w:ascii="Roboto" w:hAnsi="Roboto"/>
+          <w:sz w:val="24"/>
+          <w:szCs w:val="24"/>
+        </w:rPr>
+        <w:t>17)</w:t>
       </w:r>
     </w:p>
     <w:p>
@@ -2426,9 +2500,291 @@
     </w:p>
     <w:p>
       <w:pPr>
+        <w:spacing w:line="240" w:lineRule="auto"/>
+        <w:rPr>
+          <w:rFonts w:ascii="Roboto" w:hAnsi="Roboto"/>
+          <w:b/>
+          <w:bCs/>
+          <w:sz w:val="24"/>
+          <w:szCs w:val="24"/>
+        </w:rPr>
+      </w:pPr>
+      <w:r>
+        <w:rPr>
+          <w:rFonts w:ascii="Roboto" w:hAnsi="Roboto"/>
+        </w:rPr>
+        <w:t>Feb</w:t>
+      </w:r>
+      <w:r>
+        <w:rPr>
+          <w:rFonts w:ascii="Roboto" w:hAnsi="Roboto"/>
+        </w:rPr>
+        <w:t xml:space="preserve"> </w:t>
+      </w:r>
+      <w:r>
+        <w:rPr>
+          <w:rFonts w:ascii="Roboto" w:hAnsi="Roboto"/>
+        </w:rPr>
+        <w:t>2022</w:t>
+      </w:r>
+      <w:r>
+        <w:rPr>
+          <w:rFonts w:ascii="Roboto" w:hAnsi="Roboto"/>
+          <w:b/>
+          <w:bCs/>
+        </w:rPr>
+        <w:t xml:space="preserve"> </w:t>
+      </w:r>
+      <w:r>
+        <w:rPr>
+          <w:rFonts w:ascii="Roboto" w:hAnsi="Roboto"/>
+          <w:b/>
+          <w:bCs/>
+          <w:sz w:val="24"/>
+          <w:szCs w:val="24"/>
+        </w:rPr>
+        <w:tab/>
+      </w:r>
+      <w:r>
+        <w:rPr>
+          <w:rFonts w:ascii="Roboto" w:hAnsi="Roboto"/>
+          <w:b/>
+          <w:bCs/>
+          <w:sz w:val="24"/>
+          <w:szCs w:val="24"/>
+        </w:rPr>
+        <w:t xml:space="preserve">Building </w:t>
+      </w:r>
+      <w:r>
+        <w:rPr>
+          <w:rFonts w:ascii="Roboto" w:hAnsi="Roboto"/>
+          <w:b/>
+          <w:bCs/>
+          <w:sz w:val="24"/>
+          <w:szCs w:val="24"/>
+        </w:rPr>
+        <w:t>Database</w:t>
+      </w:r>
+      <w:r>
+        <w:rPr>
+          <w:rFonts w:ascii="Roboto" w:hAnsi="Roboto"/>
+          <w:b/>
+          <w:bCs/>
+          <w:sz w:val="24"/>
+          <w:szCs w:val="24"/>
+        </w:rPr>
+        <w:t xml:space="preserve"> Applications in PHP</w:t>
+      </w:r>
+      <w:r>
+        <w:rPr>
+          <w:rFonts w:ascii="Roboto" w:hAnsi="Roboto"/>
+          <w:b/>
+          <w:bCs/>
+          <w:sz w:val="24"/>
+          <w:szCs w:val="24"/>
+        </w:rPr>
+        <w:t xml:space="preserve"> </w:t>
+      </w:r>
+    </w:p>
+    <w:p>
+      <w:pPr>
         <w:tabs>
           <w:tab w:val="left" w:pos="5280"/>
         </w:tabs>
+        <w:spacing w:line="240" w:lineRule="auto"/>
+        <w:ind w:left="1440"/>
+        <w:rPr>
+          <w:rFonts w:ascii="Roboto" w:hAnsi="Roboto"/>
+          <w:sz w:val="24"/>
+          <w:szCs w:val="24"/>
+          <w:lang w:bidi="fa-IR"/>
+        </w:rPr>
+      </w:pPr>
+      <w:r>
+        <w:rPr>
+          <w:rFonts w:ascii="Roboto" w:hAnsi="Roboto"/>
+          <w:sz w:val="24"/>
+          <w:szCs w:val="24"/>
+          <w:lang w:bidi="fa-IR"/>
+        </w:rPr>
+        <w:t>Coursera, Grade</w:t>
+      </w:r>
+      <w:proofErr w:type="gramStart"/>
+      <w:r>
+        <w:rPr>
+          <w:rFonts w:ascii="Roboto" w:hAnsi="Roboto"/>
+          <w:sz w:val="24"/>
+          <w:szCs w:val="24"/>
+          <w:lang w:bidi="fa-IR"/>
+        </w:rPr>
+        <w:t xml:space="preserve">: </w:t>
+      </w:r>
+      <w:r>
+        <w:rPr>
+          <w:rFonts w:ascii="Roboto" w:hAnsi="Roboto"/>
+          <w:sz w:val="24"/>
+          <w:szCs w:val="24"/>
+          <w:lang w:bidi="fa-IR"/>
+        </w:rPr>
+        <w:t>?</w:t>
+      </w:r>
+      <w:proofErr w:type="gramEnd"/>
+      <w:r>
+        <w:rPr>
+          <w:rFonts w:ascii="Roboto" w:hAnsi="Roboto"/>
+          <w:sz w:val="24"/>
+          <w:szCs w:val="24"/>
+          <w:lang w:bidi="fa-IR"/>
+        </w:rPr>
+        <w:t xml:space="preserve"> </w:t>
+      </w:r>
+      <w:r>
+        <w:rPr>
+          <w:rFonts w:ascii="Roboto" w:hAnsi="Roboto"/>
+          <w:sz w:val="24"/>
+          <w:szCs w:val="24"/>
+          <w:lang w:bidi="fa-IR"/>
+        </w:rPr>
+        <w:t>/100</w:t>
+      </w:r>
+    </w:p>
+    <w:p>
+      <w:pPr>
+        <w:spacing w:line="240" w:lineRule="auto"/>
+        <w:rPr>
+          <w:rFonts w:ascii="Roboto" w:hAnsi="Roboto"/>
+          <w:b/>
+          <w:bCs/>
+          <w:sz w:val="24"/>
+          <w:szCs w:val="24"/>
+        </w:rPr>
+      </w:pPr>
+      <w:r>
+        <w:rPr>
+          <w:rFonts w:ascii="Roboto" w:hAnsi="Roboto"/>
+        </w:rPr>
+        <w:t>Feb</w:t>
+      </w:r>
+      <w:r>
+        <w:rPr>
+          <w:rFonts w:ascii="Roboto" w:hAnsi="Roboto"/>
+        </w:rPr>
+        <w:t xml:space="preserve"> 202</w:t>
+      </w:r>
+      <w:r>
+        <w:rPr>
+          <w:rFonts w:ascii="Roboto" w:hAnsi="Roboto"/>
+        </w:rPr>
+        <w:t>2</w:t>
+      </w:r>
+      <w:r>
+        <w:rPr>
+          <w:rFonts w:ascii="Roboto" w:hAnsi="Roboto"/>
+          <w:b/>
+          <w:bCs/>
+        </w:rPr>
+        <w:t xml:space="preserve"> </w:t>
+      </w:r>
+      <w:r>
+        <w:rPr>
+          <w:rFonts w:ascii="Roboto" w:hAnsi="Roboto"/>
+          <w:b/>
+          <w:bCs/>
+          <w:sz w:val="24"/>
+          <w:szCs w:val="24"/>
+        </w:rPr>
+        <w:tab/>
+      </w:r>
+      <w:r>
+        <w:rPr>
+          <w:rFonts w:ascii="Roboto" w:hAnsi="Roboto"/>
+          <w:b/>
+          <w:bCs/>
+          <w:sz w:val="24"/>
+          <w:szCs w:val="24"/>
+        </w:rPr>
+        <w:t>JavaScript, JQuery, and Json</w:t>
+      </w:r>
+      <w:r>
+        <w:rPr>
+          <w:rFonts w:ascii="Roboto" w:hAnsi="Roboto"/>
+          <w:b/>
+          <w:bCs/>
+          <w:sz w:val="24"/>
+          <w:szCs w:val="24"/>
+        </w:rPr>
+        <w:t xml:space="preserve"> </w:t>
+      </w:r>
+    </w:p>
+    <w:p>
+      <w:pPr>
+        <w:tabs>
+          <w:tab w:val="left" w:pos="5280"/>
+        </w:tabs>
+        <w:spacing w:line="240" w:lineRule="auto"/>
+        <w:ind w:left="1440"/>
+        <w:rPr>
+          <w:rFonts w:ascii="Roboto" w:hAnsi="Roboto"/>
+          <w:sz w:val="24"/>
+          <w:szCs w:val="24"/>
+          <w:lang w:bidi="fa-IR"/>
+        </w:rPr>
+      </w:pPr>
+      <w:r>
+        <w:rPr>
+          <w:rFonts w:ascii="Roboto" w:hAnsi="Roboto"/>
+          <w:sz w:val="24"/>
+          <w:szCs w:val="24"/>
+          <w:lang w:bidi="fa-IR"/>
+        </w:rPr>
+        <w:t>Coursera, Grade</w:t>
+      </w:r>
+      <w:proofErr w:type="gramStart"/>
+      <w:r>
+        <w:rPr>
+          <w:rFonts w:ascii="Roboto" w:hAnsi="Roboto"/>
+          <w:sz w:val="24"/>
+          <w:szCs w:val="24"/>
+          <w:lang w:bidi="fa-IR"/>
+        </w:rPr>
+        <w:t xml:space="preserve">: </w:t>
+      </w:r>
+      <w:r>
+        <w:rPr>
+          <w:rFonts w:ascii="Roboto" w:hAnsi="Roboto"/>
+          <w:sz w:val="24"/>
+          <w:szCs w:val="24"/>
+          <w:lang w:bidi="fa-IR"/>
+        </w:rPr>
+        <w:t>?</w:t>
+      </w:r>
+      <w:proofErr w:type="gramEnd"/>
+      <w:r>
+        <w:rPr>
+          <w:rFonts w:ascii="Roboto" w:hAnsi="Roboto"/>
+          <w:sz w:val="24"/>
+          <w:szCs w:val="24"/>
+          <w:lang w:bidi="fa-IR"/>
+        </w:rPr>
+        <w:t xml:space="preserve"> </w:t>
+      </w:r>
+      <w:r>
+        <w:rPr>
+          <w:rFonts w:ascii="Roboto" w:hAnsi="Roboto"/>
+          <w:sz w:val="24"/>
+          <w:szCs w:val="24"/>
+          <w:lang w:bidi="fa-IR"/>
+        </w:rPr>
+        <w:t>/100</w:t>
+      </w:r>
+    </w:p>
+    <w:p>
+      <w:pPr>
+        <w:tabs>
+          <w:tab w:val="left" w:pos="5280"/>
+        </w:tabs>
+        <w:spacing w:line="240" w:lineRule="auto"/>
+        <w:ind w:left="1440"/>
         <w:rPr>
           <w:rFonts w:ascii="Roboto" w:hAnsi="Roboto"/>
           <w:sz w:val="24"/>
@@ -2759,7 +3115,25 @@
           <w:szCs w:val="24"/>
           <w:lang w:bidi="fa-IR"/>
         </w:rPr>
-        <w:t>, Used Books Shop Application</w:t>
+        <w:t xml:space="preserve">, Used Books </w:t>
+      </w:r>
+      <w:r>
+        <w:rPr>
+          <w:rFonts w:ascii="Roboto" w:hAnsi="Roboto"/>
+          <w:sz w:val="24"/>
+          <w:szCs w:val="24"/>
+          <w:lang w:bidi="fa-IR"/>
+        </w:rPr>
+        <w:t xml:space="preserve">Online </w:t>
+      </w:r>
+      <w:r>
+        <w:rPr>
+          <w:rFonts w:ascii="Roboto" w:hAnsi="Roboto"/>
+          <w:sz w:val="24"/>
+          <w:szCs w:val="24"/>
+          <w:lang w:bidi="fa-IR"/>
+        </w:rPr>
+        <w:t>Shop Application</w:t>
       </w:r>
     </w:p>
     <w:p>
@@ -2769,7 +3143,7 @@
         </w:tabs>
         <w:spacing w:line="240" w:lineRule="auto"/>
         <w:rPr>
-          <w:rFonts w:ascii="Roboto" w:hAnsi="Roboto" w:hint="cs"/>
+          <w:rFonts w:ascii="Roboto" w:hAnsi="Roboto"/>
           <w:sz w:val="24"/>
           <w:szCs w:val="24"/>
           <w:rtl/>
@@ -2846,7 +3220,25 @@
           <w:szCs w:val="24"/>
           <w:lang w:bidi="fa-IR"/>
         </w:rPr>
-        <w:t xml:space="preserve">develop </w:t>
+        <w:t>develop</w:t>
+      </w:r>
+      <w:r>
+        <w:rPr>
+          <w:rFonts w:ascii="Roboto" w:hAnsi="Roboto"/>
+          <w:sz w:val="24"/>
+          <w:szCs w:val="24"/>
+          <w:lang w:bidi="fa-IR"/>
+        </w:rPr>
+        <w:t>ing</w:t>
+      </w:r>
+      <w:r>
+        <w:rPr>
+          <w:rFonts w:ascii="Roboto" w:hAnsi="Roboto"/>
+          <w:sz w:val="24"/>
+          <w:szCs w:val="24"/>
+          <w:lang w:bidi="fa-IR"/>
+        </w:rPr>
+        <w:t xml:space="preserve"> </w:t>
       </w:r>
       <w:r>
         <w:rPr>
@@ -3418,6 +3810,7 @@
           <w:szCs w:val="24"/>
           <w:lang w:bidi="fa-IR"/>
         </w:rPr>
+        <w:lastRenderedPageBreak/>
         <w:t>Persian</w:t>
       </w:r>
       <w:r>
@@ -3685,7 +4078,6 @@
           <w:sz w:val="18"/>
           <w:szCs w:val="18"/>
         </w:rPr>
-        <w:lastRenderedPageBreak/>
         <mc:AlternateContent>
           <mc:Choice Requires="wps">
             <w:drawing>

--- a/CV.docx
+++ b/CV.docx
@@ -286,7 +286,7 @@
           <w:sz w:val="20"/>
           <w:szCs w:val="20"/>
         </w:rPr>
-        <w:t>3</w:t>
+        <w:t>5</w:t>
       </w:r>
       <w:r>
         <w:rPr>
@@ -727,14 +727,7 @@
         <w:rPr>
           <w:rFonts w:ascii="Roboto" w:hAnsi="Roboto"/>
         </w:rPr>
-        <w:t xml:space="preserve">Held course discussion sessions for up </w:t>
-      </w:r>
-      <w:proofErr w:type="gramStart"/>
-      <w:r>
-        <w:rPr>
-          <w:rFonts w:ascii="Roboto" w:hAnsi="Roboto"/>
-        </w:rPr>
-        <w:t xml:space="preserve">to </w:t>
+        <w:t xml:space="preserve">Held course discussion sessions for up to </w:t>
       </w:r>
       <w:r>
         <w:rPr>
@@ -742,7 +735,6 @@
         </w:rPr>
         <w:t>?</w:t>
       </w:r>
-      <w:proofErr w:type="gramEnd"/>
       <w:r>
         <w:rPr>
           <w:rFonts w:ascii="Roboto" w:hAnsi="Roboto"/>
@@ -839,14 +831,7 @@
         <w:rPr>
           <w:rFonts w:ascii="Roboto" w:hAnsi="Roboto"/>
         </w:rPr>
-        <w:t xml:space="preserve">Held course discussion sessions for up </w:t>
-      </w:r>
-      <w:proofErr w:type="gramStart"/>
-      <w:r>
-        <w:rPr>
-          <w:rFonts w:ascii="Roboto" w:hAnsi="Roboto"/>
-        </w:rPr>
-        <w:t xml:space="preserve">to </w:t>
+        <w:t xml:space="preserve">Held course discussion sessions for up to </w:t>
       </w:r>
       <w:r>
         <w:rPr>
@@ -854,7 +839,6 @@
         </w:rPr>
         <w:t>?</w:t>
       </w:r>
-      <w:proofErr w:type="gramEnd"/>
       <w:r>
         <w:rPr>
           <w:rFonts w:ascii="Roboto" w:hAnsi="Roboto"/>
@@ -2217,6 +2201,143 @@
         <w:rPr>
           <w:rFonts w:ascii="Roboto" w:hAnsi="Roboto"/>
         </w:rPr>
+        <w:t>Feb 2022</w:t>
+      </w:r>
+      <w:r>
+        <w:rPr>
+          <w:rFonts w:ascii="Roboto" w:hAnsi="Roboto"/>
+          <w:b/>
+          <w:bCs/>
+        </w:rPr>
+        <w:t xml:space="preserve"> </w:t>
+      </w:r>
+      <w:r>
+        <w:rPr>
+          <w:rFonts w:ascii="Roboto" w:hAnsi="Roboto"/>
+          <w:b/>
+          <w:bCs/>
+          <w:sz w:val="24"/>
+          <w:szCs w:val="24"/>
+        </w:rPr>
+        <w:tab/>
+        <w:t xml:space="preserve">JavaScript, JQuery, and Json </w:t>
+      </w:r>
+    </w:p>
+    <w:p>
+      <w:pPr>
+        <w:tabs>
+          <w:tab w:val="left" w:pos="5280"/>
+        </w:tabs>
+        <w:spacing w:line="240" w:lineRule="auto"/>
+        <w:ind w:left="1440"/>
+        <w:rPr>
+          <w:rFonts w:ascii="Roboto" w:hAnsi="Roboto"/>
+          <w:lang w:bidi="fa-IR"/>
+        </w:rPr>
+      </w:pPr>
+      <w:r>
+        <w:rPr>
+          <w:rFonts w:ascii="Roboto" w:hAnsi="Roboto"/>
+          <w:lang w:bidi="fa-IR"/>
+        </w:rPr>
+        <w:t>Coursera, Grade: ? /100</w:t>
+      </w:r>
+    </w:p>
+    <w:p>
+      <w:pPr>
+        <w:spacing w:line="240" w:lineRule="auto"/>
+        <w:rPr>
+          <w:rFonts w:ascii="Roboto" w:hAnsi="Roboto"/>
+          <w:b/>
+          <w:bCs/>
+          <w:sz w:val="24"/>
+          <w:szCs w:val="24"/>
+        </w:rPr>
+      </w:pPr>
+      <w:r>
+        <w:rPr>
+          <w:rFonts w:ascii="Roboto" w:hAnsi="Roboto"/>
+        </w:rPr>
+        <w:t>Feb 2022</w:t>
+      </w:r>
+      <w:r>
+        <w:rPr>
+          <w:rFonts w:ascii="Roboto" w:hAnsi="Roboto"/>
+          <w:b/>
+          <w:bCs/>
+        </w:rPr>
+        <w:t xml:space="preserve"> </w:t>
+      </w:r>
+      <w:r>
+        <w:rPr>
+          <w:rFonts w:ascii="Roboto" w:hAnsi="Roboto"/>
+          <w:b/>
+          <w:bCs/>
+          <w:sz w:val="24"/>
+          <w:szCs w:val="24"/>
+        </w:rPr>
+        <w:tab/>
+      </w:r>
+      <w:hyperlink r:id="rId12" w:history="1">
+        <w:r>
+          <w:rPr>
+            <w:rStyle w:val="Hyperlink"/>
+            <w:rFonts w:ascii="Roboto" w:hAnsi="Roboto"/>
+            <w:b/>
+            <w:bCs/>
+            <w:sz w:val="24"/>
+            <w:szCs w:val="24"/>
+            <w:u w:val="none"/>
+          </w:rPr>
+          <w:t>Building Database Applications in PHP</w:t>
+        </w:r>
+      </w:hyperlink>
+      <w:r>
+        <w:rPr>
+          <w:rFonts w:ascii="Roboto" w:hAnsi="Roboto"/>
+          <w:b/>
+          <w:bCs/>
+          <w:sz w:val="24"/>
+          <w:szCs w:val="24"/>
+        </w:rPr>
+        <w:t xml:space="preserve"> </w:t>
+      </w:r>
+    </w:p>
+    <w:p>
+      <w:pPr>
+        <w:tabs>
+          <w:tab w:val="left" w:pos="5280"/>
+        </w:tabs>
+        <w:spacing w:line="240" w:lineRule="auto"/>
+        <w:ind w:left="1440"/>
+        <w:rPr>
+          <w:rFonts w:ascii="Roboto" w:hAnsi="Roboto"/>
+          <w:lang w:bidi="fa-IR"/>
+        </w:rPr>
+      </w:pPr>
+      <w:r>
+        <w:rPr>
+          <w:rFonts w:ascii="Roboto" w:hAnsi="Roboto"/>
+          <w:lang w:bidi="fa-IR"/>
+        </w:rPr>
+        <w:t>Coursera, Grade: 100 /100</w:t>
+      </w:r>
+    </w:p>
+    <w:p>
+      <w:pPr>
+        <w:spacing w:line="240" w:lineRule="auto"/>
+        <w:rPr>
+          <w:rFonts w:ascii="Roboto" w:hAnsi="Roboto"/>
+          <w:b/>
+          <w:bCs/>
+          <w:sz w:val="24"/>
+          <w:szCs w:val="24"/>
+        </w:rPr>
+      </w:pPr>
+      <w:r>
+        <w:rPr>
+          <w:rFonts w:ascii="Roboto" w:hAnsi="Roboto"/>
+        </w:rPr>
         <w:t>De</w:t>
       </w:r>
       <w:r>
@@ -2249,7 +2370,7 @@
         </w:rPr>
         <w:tab/>
       </w:r>
-      <w:hyperlink r:id="rId12" w:history="1">
+      <w:hyperlink r:id="rId13" w:history="1">
         <w:r>
           <w:rPr>
             <w:rStyle w:val="Hyperlink"/>
@@ -2273,16 +2394,12 @@
         <w:ind w:left="1440"/>
         <w:rPr>
           <w:rFonts w:ascii="Roboto" w:hAnsi="Roboto"/>
-          <w:sz w:val="24"/>
-          <w:szCs w:val="24"/>
-          <w:lang w:bidi="fa-IR"/>
-        </w:rPr>
-      </w:pPr>
-      <w:r>
-        <w:rPr>
-          <w:rFonts w:ascii="Roboto" w:hAnsi="Roboto"/>
-          <w:sz w:val="24"/>
-          <w:szCs w:val="24"/>
+          <w:lang w:bidi="fa-IR"/>
+        </w:rPr>
+      </w:pPr>
+      <w:r>
+        <w:rPr>
+          <w:rFonts w:ascii="Roboto" w:hAnsi="Roboto"/>
           <w:lang w:bidi="fa-IR"/>
         </w:rPr>
         <w:t>Coursera, Grade: 91.1/100</w:t>
@@ -2323,7 +2440,7 @@
         </w:rPr>
         <w:tab/>
       </w:r>
-      <w:hyperlink r:id="rId13" w:history="1">
+      <w:hyperlink r:id="rId14" w:history="1">
         <w:r>
           <w:rPr>
             <w:rStyle w:val="Hyperlink"/>
@@ -2381,37 +2498,15 @@
         <w:ind w:left="1440"/>
         <w:rPr>
           <w:rFonts w:ascii="Roboto" w:hAnsi="Roboto"/>
-          <w:sz w:val="24"/>
-          <w:szCs w:val="24"/>
-          <w:lang w:bidi="fa-IR"/>
-        </w:rPr>
-      </w:pPr>
-      <w:r>
-        <w:rPr>
-          <w:rFonts w:ascii="Roboto" w:hAnsi="Roboto"/>
-          <w:sz w:val="24"/>
-          <w:szCs w:val="24"/>
-          <w:lang w:bidi="fa-IR"/>
-        </w:rPr>
-        <w:t xml:space="preserve">Coursera, Grade: </w:t>
-      </w:r>
-      <w:r>
-        <w:rPr>
-          <w:rFonts w:ascii="Roboto" w:hAnsi="Roboto"/>
-          <w:sz w:val="24"/>
-          <w:szCs w:val="24"/>
-          <w:lang w:bidi="fa-IR"/>
-        </w:rPr>
-        <w:t>100</w:t>
-      </w:r>
-      <w:r>
-        <w:rPr>
-          <w:rFonts w:ascii="Roboto" w:hAnsi="Roboto"/>
-          <w:sz w:val="24"/>
-          <w:szCs w:val="24"/>
-          <w:lang w:bidi="fa-IR"/>
-        </w:rPr>
-        <w:t>/100</w:t>
+          <w:lang w:bidi="fa-IR"/>
+        </w:rPr>
+      </w:pPr>
+      <w:r>
+        <w:rPr>
+          <w:rFonts w:ascii="Roboto" w:hAnsi="Roboto"/>
+          <w:lang w:bidi="fa-IR"/>
+        </w:rPr>
+        <w:t>Coursera, Grade: 100/100</w:t>
       </w:r>
     </w:p>
     <w:p>
@@ -2449,7 +2544,7 @@
         </w:rPr>
         <w:tab/>
       </w:r>
-      <w:hyperlink r:id="rId14" w:history="1">
+      <w:hyperlink r:id="rId15" w:history="1">
         <w:r>
           <w:rPr>
             <w:rStyle w:val="Hyperlink"/>
@@ -2483,299 +2578,15 @@
         <w:ind w:left="1440"/>
         <w:rPr>
           <w:rFonts w:ascii="Roboto" w:hAnsi="Roboto"/>
-          <w:sz w:val="24"/>
-          <w:szCs w:val="24"/>
-          <w:lang w:bidi="fa-IR"/>
-        </w:rPr>
-      </w:pPr>
-      <w:r>
-        <w:rPr>
-          <w:rFonts w:ascii="Roboto" w:hAnsi="Roboto"/>
-          <w:sz w:val="24"/>
-          <w:szCs w:val="24"/>
+          <w:lang w:bidi="fa-IR"/>
+        </w:rPr>
+      </w:pPr>
+      <w:r>
+        <w:rPr>
+          <w:rFonts w:ascii="Roboto" w:hAnsi="Roboto"/>
           <w:lang w:bidi="fa-IR"/>
         </w:rPr>
         <w:t>Coursera, Grade: 91.10/100</w:t>
-      </w:r>
-    </w:p>
-    <w:p>
-      <w:pPr>
-        <w:spacing w:line="240" w:lineRule="auto"/>
-        <w:rPr>
-          <w:rFonts w:ascii="Roboto" w:hAnsi="Roboto"/>
-          <w:b/>
-          <w:bCs/>
-          <w:sz w:val="24"/>
-          <w:szCs w:val="24"/>
-        </w:rPr>
-      </w:pPr>
-      <w:r>
-        <w:rPr>
-          <w:rFonts w:ascii="Roboto" w:hAnsi="Roboto"/>
-        </w:rPr>
-        <w:t>Feb</w:t>
-      </w:r>
-      <w:r>
-        <w:rPr>
-          <w:rFonts w:ascii="Roboto" w:hAnsi="Roboto"/>
-        </w:rPr>
-        <w:t xml:space="preserve"> </w:t>
-      </w:r>
-      <w:r>
-        <w:rPr>
-          <w:rFonts w:ascii="Roboto" w:hAnsi="Roboto"/>
-        </w:rPr>
-        <w:t>2022</w:t>
-      </w:r>
-      <w:r>
-        <w:rPr>
-          <w:rFonts w:ascii="Roboto" w:hAnsi="Roboto"/>
-          <w:b/>
-          <w:bCs/>
-        </w:rPr>
-        <w:t xml:space="preserve"> </w:t>
-      </w:r>
-      <w:r>
-        <w:rPr>
-          <w:rFonts w:ascii="Roboto" w:hAnsi="Roboto"/>
-          <w:b/>
-          <w:bCs/>
-          <w:sz w:val="24"/>
-          <w:szCs w:val="24"/>
-        </w:rPr>
-        <w:tab/>
-      </w:r>
-      <w:r>
-        <w:rPr>
-          <w:rFonts w:ascii="Roboto" w:hAnsi="Roboto"/>
-          <w:b/>
-          <w:bCs/>
-          <w:sz w:val="24"/>
-          <w:szCs w:val="24"/>
-        </w:rPr>
-        <w:t xml:space="preserve">Building </w:t>
-      </w:r>
-      <w:r>
-        <w:rPr>
-          <w:rFonts w:ascii="Roboto" w:hAnsi="Roboto"/>
-          <w:b/>
-          <w:bCs/>
-          <w:sz w:val="24"/>
-          <w:szCs w:val="24"/>
-        </w:rPr>
-        <w:t>Database</w:t>
-      </w:r>
-      <w:r>
-        <w:rPr>
-          <w:rFonts w:ascii="Roboto" w:hAnsi="Roboto"/>
-          <w:b/>
-          <w:bCs/>
-          <w:sz w:val="24"/>
-          <w:szCs w:val="24"/>
-        </w:rPr>
-        <w:t xml:space="preserve"> Applications in PHP</w:t>
-      </w:r>
-      <w:r>
-        <w:rPr>
-          <w:rFonts w:ascii="Roboto" w:hAnsi="Roboto"/>
-          <w:b/>
-          <w:bCs/>
-          <w:sz w:val="24"/>
-          <w:szCs w:val="24"/>
-        </w:rPr>
-        <w:t xml:space="preserve"> </w:t>
-      </w:r>
-    </w:p>
-    <w:p>
-      <w:pPr>
-        <w:tabs>
-          <w:tab w:val="left" w:pos="5280"/>
-        </w:tabs>
-        <w:spacing w:line="240" w:lineRule="auto"/>
-        <w:ind w:left="1440"/>
-        <w:rPr>
-          <w:rFonts w:ascii="Roboto" w:hAnsi="Roboto"/>
-          <w:sz w:val="24"/>
-          <w:szCs w:val="24"/>
-          <w:lang w:bidi="fa-IR"/>
-        </w:rPr>
-      </w:pPr>
-      <w:r>
-        <w:rPr>
-          <w:rFonts w:ascii="Roboto" w:hAnsi="Roboto"/>
-          <w:sz w:val="24"/>
-          <w:szCs w:val="24"/>
-          <w:lang w:bidi="fa-IR"/>
-        </w:rPr>
-        <w:t>Coursera, Grade</w:t>
-      </w:r>
-      <w:proofErr w:type="gramStart"/>
-      <w:r>
-        <w:rPr>
-          <w:rFonts w:ascii="Roboto" w:hAnsi="Roboto"/>
-          <w:sz w:val="24"/>
-          <w:szCs w:val="24"/>
-          <w:lang w:bidi="fa-IR"/>
-        </w:rPr>
-        <w:t xml:space="preserve">: </w:t>
-      </w:r>
-      <w:r>
-        <w:rPr>
-          <w:rFonts w:ascii="Roboto" w:hAnsi="Roboto"/>
-          <w:sz w:val="24"/>
-          <w:szCs w:val="24"/>
-          <w:lang w:bidi="fa-IR"/>
-        </w:rPr>
-        <w:t>?</w:t>
-      </w:r>
-      <w:proofErr w:type="gramEnd"/>
-      <w:r>
-        <w:rPr>
-          <w:rFonts w:ascii="Roboto" w:hAnsi="Roboto"/>
-          <w:sz w:val="24"/>
-          <w:szCs w:val="24"/>
-          <w:lang w:bidi="fa-IR"/>
-        </w:rPr>
-        <w:t xml:space="preserve"> </w:t>
-      </w:r>
-      <w:r>
-        <w:rPr>
-          <w:rFonts w:ascii="Roboto" w:hAnsi="Roboto"/>
-          <w:sz w:val="24"/>
-          <w:szCs w:val="24"/>
-          <w:lang w:bidi="fa-IR"/>
-        </w:rPr>
-        <w:t>/100</w:t>
-      </w:r>
-    </w:p>
-    <w:p>
-      <w:pPr>
-        <w:spacing w:line="240" w:lineRule="auto"/>
-        <w:rPr>
-          <w:rFonts w:ascii="Roboto" w:hAnsi="Roboto"/>
-          <w:b/>
-          <w:bCs/>
-          <w:sz w:val="24"/>
-          <w:szCs w:val="24"/>
-        </w:rPr>
-      </w:pPr>
-      <w:r>
-        <w:rPr>
-          <w:rFonts w:ascii="Roboto" w:hAnsi="Roboto"/>
-        </w:rPr>
-        <w:t>Feb</w:t>
-      </w:r>
-      <w:r>
-        <w:rPr>
-          <w:rFonts w:ascii="Roboto" w:hAnsi="Roboto"/>
-        </w:rPr>
-        <w:t xml:space="preserve"> 202</w:t>
-      </w:r>
-      <w:r>
-        <w:rPr>
-          <w:rFonts w:ascii="Roboto" w:hAnsi="Roboto"/>
-        </w:rPr>
-        <w:t>2</w:t>
-      </w:r>
-      <w:r>
-        <w:rPr>
-          <w:rFonts w:ascii="Roboto" w:hAnsi="Roboto"/>
-          <w:b/>
-          <w:bCs/>
-        </w:rPr>
-        <w:t xml:space="preserve"> </w:t>
-      </w:r>
-      <w:r>
-        <w:rPr>
-          <w:rFonts w:ascii="Roboto" w:hAnsi="Roboto"/>
-          <w:b/>
-          <w:bCs/>
-          <w:sz w:val="24"/>
-          <w:szCs w:val="24"/>
-        </w:rPr>
-        <w:tab/>
-      </w:r>
-      <w:r>
-        <w:rPr>
-          <w:rFonts w:ascii="Roboto" w:hAnsi="Roboto"/>
-          <w:b/>
-          <w:bCs/>
-          <w:sz w:val="24"/>
-          <w:szCs w:val="24"/>
-        </w:rPr>
-        <w:t>JavaScript, JQuery, and Json</w:t>
-      </w:r>
-      <w:r>
-        <w:rPr>
-          <w:rFonts w:ascii="Roboto" w:hAnsi="Roboto"/>
-          <w:b/>
-          <w:bCs/>
-          <w:sz w:val="24"/>
-          <w:szCs w:val="24"/>
-        </w:rPr>
-        <w:t xml:space="preserve"> </w:t>
-      </w:r>
-    </w:p>
-    <w:p>
-      <w:pPr>
-        <w:tabs>
-          <w:tab w:val="left" w:pos="5280"/>
-        </w:tabs>
-        <w:spacing w:line="240" w:lineRule="auto"/>
-        <w:ind w:left="1440"/>
-        <w:rPr>
-          <w:rFonts w:ascii="Roboto" w:hAnsi="Roboto"/>
-          <w:sz w:val="24"/>
-          <w:szCs w:val="24"/>
-          <w:lang w:bidi="fa-IR"/>
-        </w:rPr>
-      </w:pPr>
-      <w:r>
-        <w:rPr>
-          <w:rFonts w:ascii="Roboto" w:hAnsi="Roboto"/>
-          <w:sz w:val="24"/>
-          <w:szCs w:val="24"/>
-          <w:lang w:bidi="fa-IR"/>
-        </w:rPr>
-        <w:t>Coursera, Grade</w:t>
-      </w:r>
-      <w:proofErr w:type="gramStart"/>
-      <w:r>
-        <w:rPr>
-          <w:rFonts w:ascii="Roboto" w:hAnsi="Roboto"/>
-          <w:sz w:val="24"/>
-          <w:szCs w:val="24"/>
-          <w:lang w:bidi="fa-IR"/>
-        </w:rPr>
-        <w:t xml:space="preserve">: </w:t>
-      </w:r>
-      <w:r>
-        <w:rPr>
-          <w:rFonts w:ascii="Roboto" w:hAnsi="Roboto"/>
-          <w:sz w:val="24"/>
-          <w:szCs w:val="24"/>
-          <w:lang w:bidi="fa-IR"/>
-        </w:rPr>
-        <w:t>?</w:t>
-      </w:r>
-      <w:proofErr w:type="gramEnd"/>
-      <w:r>
-        <w:rPr>
-          <w:rFonts w:ascii="Roboto" w:hAnsi="Roboto"/>
-          <w:sz w:val="24"/>
-          <w:szCs w:val="24"/>
-          <w:lang w:bidi="fa-IR"/>
-        </w:rPr>
-        <w:t xml:space="preserve"> </w:t>
-      </w:r>
-      <w:r>
-        <w:rPr>
-          <w:rFonts w:ascii="Roboto" w:hAnsi="Roboto"/>
-          <w:sz w:val="24"/>
-          <w:szCs w:val="24"/>
-          <w:lang w:bidi="fa-IR"/>
-        </w:rPr>
-        <w:t>/100</w:t>
       </w:r>
     </w:p>
     <w:p>
@@ -2936,7 +2747,7 @@
         </w:rPr>
         <w:t xml:space="preserve">Title: </w:t>
       </w:r>
-      <w:hyperlink r:id="rId15" w:history="1">
+      <w:hyperlink r:id="rId16" w:history="1">
         <w:r>
           <w:rPr>
             <w:rStyle w:val="Hyperlink"/>
@@ -3067,7 +2878,7 @@
         </w:rPr>
         <w:t xml:space="preserve">: </w:t>
       </w:r>
-      <w:hyperlink r:id="rId16" w:history="1">
+      <w:hyperlink r:id="rId17" w:history="1">
         <w:r>
           <w:rPr>
             <w:rStyle w:val="Hyperlink"/>
@@ -4554,7 +4365,7 @@
           <w:lang w:bidi="fa-IR"/>
         </w:rPr>
       </w:pPr>
-      <w:hyperlink r:id="rId17" w:history="1">
+      <w:hyperlink r:id="rId18" w:history="1">
         <w:r>
           <w:rPr>
             <w:rStyle w:val="Hyperlink"/>
@@ -4676,7 +4487,7 @@
         </w:rPr>
         <w:t xml:space="preserve">Email: </w:t>
       </w:r>
-      <w:hyperlink r:id="rId18" w:history="1">
+      <w:hyperlink r:id="rId19" w:history="1">
         <w:r>
           <w:rPr>
             <w:rStyle w:val="Hyperlink"/>
@@ -4704,7 +4515,7 @@
           <w:lang w:bidi="fa-IR"/>
         </w:rPr>
       </w:pPr>
-      <w:hyperlink r:id="rId19" w:history="1">
+      <w:hyperlink r:id="rId20" w:history="1">
         <w:r>
           <w:rPr>
             <w:rStyle w:val="Hyperlink"/>
@@ -4815,7 +4626,7 @@
         </w:rPr>
         <w:t xml:space="preserve">Email: </w:t>
       </w:r>
-      <w:hyperlink r:id="rId20" w:history="1">
+      <w:hyperlink r:id="rId21" w:history="1">
         <w:r>
           <w:rPr>
             <w:rStyle w:val="Hyperlink"/>
@@ -4845,7 +4656,7 @@
           <w:lang w:bidi="fa-IR"/>
         </w:rPr>
       </w:pPr>
-      <w:hyperlink r:id="rId21" w:history="1">
+      <w:hyperlink r:id="rId22" w:history="1">
         <w:r>
           <w:rPr>
             <w:rStyle w:val="Hyperlink"/>
@@ -4938,7 +4749,7 @@
         </w:rPr>
         <w:t xml:space="preserve"> </w:t>
       </w:r>
-      <w:hyperlink r:id="rId22" w:history="1">
+      <w:hyperlink r:id="rId23" w:history="1">
         <w:r>
           <w:rPr>
             <w:rStyle w:val="Hyperlink"/>
